--- a/CMA_Summaries_B3_Ch05.docx
+++ b/CMA_Summaries_B3_Ch05.docx
@@ -1141,6 +1141,154 @@
       </w:tr>
     </w:tbl>
     <w:p/>
+    <w:p>
+      <w:pPr>
+        <w:spacing w:before="44" w:after="10"/>
+      </w:pPr>
+      <w:r>
+        <w:rPr>
+          <w:b/>
+          <w:bCs/>
+          <w:color w:val="353A7C"/>
+          <w:sz w:val="18"/>
+          <w:szCs w:val="18"/>
+        </w:rPr>
+        <w:t xml:space="preserve">The English this section uses, and its Arabic</w:t>
+      </w:r>
+    </w:p>
+    <w:p>
+      <w:pPr>
+        <w:spacing w:before="0" w:after="12"/>
+      </w:pPr>
+      <w:r>
+        <w:rPr>
+          <w:color w:val="6B7280"/>
+          <w:sz w:val="15"/>
+          <w:szCs w:val="15"/>
+        </w:rPr>
+        <w:t xml:space="preserve">Each term sits against what it means.</w:t>
+      </w:r>
+    </w:p>
+    <w:p>
+      <w:pPr>
+        <w:spacing w:after="40" w:before="90"/>
+        <w:jc w:val="center"/>
+      </w:pPr>
+      <w:r>
+        <w:drawing>
+          <wp:inline distT="0" distB="0" distL="0" distR="0">
+            <wp:extent cx="5734050" cy="2074825"/>
+            <wp:effectExtent t="0" r="0" b="0" l="0"/>
+            <wp:docPr id="1" name="" descr="" title=""/>
+            <wp:cNvGraphicFramePr>
+              <a:graphicFrameLocks xmlns:a="http://schemas.openxmlformats.org/drawingml/2006/main" noChangeAspect="1"/>
+            </wp:cNvGraphicFramePr>
+            <a:graphic xmlns:a="http://schemas.openxmlformats.org/drawingml/2006/main">
+              <a:graphicData uri="http://schemas.openxmlformats.org/drawingml/2006/picture">
+                <pic:pic xmlns:pic="http://schemas.openxmlformats.org/drawingml/2006/picture">
+                  <pic:nvPicPr>
+                    <pic:cNvPr id="0" name="" descr=""/>
+                    <pic:cNvPicPr>
+                      <a:picLocks noChangeAspect="1" noChangeArrowheads="1"/>
+                    </pic:cNvPicPr>
+                  </pic:nvPicPr>
+                  <pic:blipFill>
+                    <a:blip r:embed="rId103" cstate="none"/>
+                    <a:srcRect/>
+                    <a:stretch>
+                      <a:fillRect/>
+                    </a:stretch>
+                  </pic:blipFill>
+                  <pic:spPr bwMode="auto">
+                    <a:xfrm>
+                      <a:off x="0" y="0"/>
+                      <a:ext cx="5734050" cy="2074825"/>
+                    </a:xfrm>
+                    <a:prstGeom prst="rect">
+                      <a:avLst/>
+                    </a:prstGeom>
+                  </pic:spPr>
+                </pic:pic>
+              </a:graphicData>
+            </a:graphic>
+          </wp:inline>
+        </w:drawing>
+      </w:r>
+    </w:p>
+    <w:tbl>
+      <w:tblPr>
+        <w:tblW w:type="pct" w:w="100%"/>
+        <w:tblLayout w:type="fixed"/>
+        <w:tblBorders>
+          <w:top w:val="single" w:color="FBFAF6" w:sz="4"/>
+          <w:left w:val="single" w:color="FBFAF6" w:sz="4"/>
+          <w:bottom w:val="single" w:color="FBFAF6" w:sz="4"/>
+          <w:right w:val="single" w:color="FBFAF6" w:sz="4"/>
+          <w:insideH w:val="single" w:color="FBFAF6" w:sz="4"/>
+          <w:insideV w:val="single" w:color="FBFAF6" w:sz="4"/>
+        </w:tblBorders>
+      </w:tblPr>
+      <w:tblGrid>
+        <w:gridCol w:w="9600"/>
+      </w:tblGrid>
+      <w:tr>
+        <w:tc>
+          <w:tcPr>
+            <w:tcW w:type="pct" w:w="5000"/>
+            <w:shd w:fill="FBFAF6" w:val="clear"/>
+            <w:tcMar>
+              <w:top w:type="dxa" w:w="40"/>
+              <w:left w:type="dxa" w:w="100"/>
+              <w:bottom w:type="dxa" w:w="40"/>
+              <w:right w:type="dxa" w:w="100"/>
+            </w:tcMar>
+          </w:tcPr>
+          <w:p>
+            <w:pPr>
+              <w:spacing w:before="18" w:after="6"/>
+            </w:pPr>
+            <w:r>
+              <w:rPr>
+                <w:b/>
+                <w:bCs/>
+                <w:color w:val="6B7280"/>
+                <w:sz w:val="14"/>
+                <w:szCs w:val="14"/>
+              </w:rPr>
+              <w:t xml:space="preserve">word list</w:t>
+            </w:r>
+          </w:p>
+          <w:p>
+            <w:pPr>
+              <w:spacing w:before="0" w:after="18"/>
+            </w:pPr>
+            <w:r>
+              <w:rPr>
+                <w:b/>
+                <w:bCs/>
+                <w:color w:val="353A7C"/>
+                <w:sz w:val="16"/>
+                <w:szCs w:val="16"/>
+              </w:rPr>
+              <w:t xml:space="preserve">decision package   ·   flexible budget   ·   zero-based budgeting</w:t>
+            </w:r>
+          </w:p>
+        </w:tc>
+      </w:tr>
+    </w:tbl>
+    <w:p/>
+    <w:p>
+      <w:pPr>
+        <w:pageBreakBefore w:val="true"/>
+        <w:spacing w:after="0"/>
+      </w:pPr>
+      <w:r>
+        <w:rPr>
+          <w:sz w:val="2"/>
+        </w:rPr>
+        <w:t xml:space="preserve"> </w:t>
+      </w:r>
+    </w:p>
     <w:tbl>
       <w:tblPr>
         <w:tblW w:type="pct" w:w="100%"/>
@@ -1519,14 +1667,14 @@
                 <w:sz w:val="16"/>
                 <w:szCs w:val="16"/>
               </w:rPr>
-              <w:t xml:space="preserve">10  </w:t>
-            </w:r>
-            <w:r>
-              <w:rPr>
-                <w:sz w:val="16"/>
-                <w:szCs w:val="16"/>
-              </w:rPr>
-              <w:t xml:space="preserve">decision</w:t>
+              <w:t xml:space="preserve">11  </w:t>
+            </w:r>
+            <w:r>
+              <w:rPr>
+                <w:sz w:val="16"/>
+                <w:szCs w:val="16"/>
+              </w:rPr>
+              <w:t xml:space="preserve">essential</w:t>
             </w:r>
           </w:p>
         </w:tc>
@@ -1587,14 +1735,14 @@
                 <w:sz w:val="16"/>
                 <w:szCs w:val="16"/>
               </w:rPr>
-              <w:t xml:space="preserve">11  </w:t>
-            </w:r>
-            <w:r>
-              <w:rPr>
-                <w:sz w:val="16"/>
-                <w:szCs w:val="16"/>
-              </w:rPr>
-              <w:t xml:space="preserve">essential</w:t>
+              <w:t xml:space="preserve">12  </w:t>
+            </w:r>
+            <w:r>
+              <w:rPr>
+                <w:sz w:val="16"/>
+                <w:szCs w:val="16"/>
+              </w:rPr>
+              <w:t xml:space="preserve">sponsorships</w:t>
             </w:r>
           </w:p>
         </w:tc>
@@ -1655,14 +1803,14 @@
                 <w:sz w:val="16"/>
                 <w:szCs w:val="16"/>
               </w:rPr>
-              <w:t xml:space="preserve">12  </w:t>
-            </w:r>
-            <w:r>
-              <w:rPr>
-                <w:sz w:val="16"/>
-                <w:szCs w:val="16"/>
-              </w:rPr>
-              <w:t xml:space="preserve">sponsorships</w:t>
+              <w:t xml:space="preserve">13  </w:t>
+            </w:r>
+            <w:r>
+              <w:rPr>
+                <w:sz w:val="16"/>
+                <w:szCs w:val="16"/>
+              </w:rPr>
+              <w:t xml:space="preserve">Finance and reporting</w:t>
             </w:r>
           </w:p>
         </w:tc>
@@ -1723,14 +1871,14 @@
                 <w:sz w:val="16"/>
                 <w:szCs w:val="16"/>
               </w:rPr>
-              <w:t xml:space="preserve">13  </w:t>
-            </w:r>
-            <w:r>
-              <w:rPr>
-                <w:sz w:val="16"/>
-                <w:szCs w:val="16"/>
-              </w:rPr>
-              <w:t xml:space="preserve">Finance and reporting</w:t>
+              <w:t xml:space="preserve">14  </w:t>
+            </w:r>
+            <w:r>
+              <w:rPr>
+                <w:sz w:val="16"/>
+                <w:szCs w:val="16"/>
+              </w:rPr>
+              <w:t xml:space="preserve">IT support</w:t>
             </w:r>
           </w:p>
         </w:tc>
@@ -1791,14 +1939,14 @@
                 <w:sz w:val="16"/>
                 <w:szCs w:val="16"/>
               </w:rPr>
-              <w:t xml:space="preserve">14  </w:t>
-            </w:r>
-            <w:r>
-              <w:rPr>
-                <w:sz w:val="16"/>
-                <w:szCs w:val="16"/>
-              </w:rPr>
-              <w:t xml:space="preserve">IT support</w:t>
+              <w:t xml:space="preserve">15  </w:t>
+            </w:r>
+            <w:r>
+              <w:rPr>
+                <w:sz w:val="16"/>
+                <w:szCs w:val="16"/>
+              </w:rPr>
+              <w:t xml:space="preserve">Legal and compliance</w:t>
             </w:r>
           </w:p>
         </w:tc>
@@ -1859,14 +2007,14 @@
                 <w:sz w:val="16"/>
                 <w:szCs w:val="16"/>
               </w:rPr>
-              <w:t xml:space="preserve">15  </w:t>
-            </w:r>
-            <w:r>
-              <w:rPr>
-                <w:sz w:val="16"/>
-                <w:szCs w:val="16"/>
-              </w:rPr>
-              <w:t xml:space="preserve">Legal and compliance</w:t>
+              <w:t xml:space="preserve">16  </w:t>
+            </w:r>
+            <w:r>
+              <w:rPr>
+                <w:sz w:val="16"/>
+                <w:szCs w:val="16"/>
+              </w:rPr>
+              <w:t xml:space="preserve">approved</w:t>
             </w:r>
           </w:p>
         </w:tc>
@@ -1927,14 +2075,14 @@
                 <w:sz w:val="16"/>
                 <w:szCs w:val="16"/>
               </w:rPr>
-              <w:t xml:space="preserve">16  </w:t>
-            </w:r>
-            <w:r>
-              <w:rPr>
-                <w:sz w:val="16"/>
-                <w:szCs w:val="16"/>
-              </w:rPr>
-              <w:t xml:space="preserve">approved</w:t>
+              <w:t xml:space="preserve">17  </w:t>
+            </w:r>
+            <w:r>
+              <w:rPr>
+                <w:sz w:val="16"/>
+                <w:szCs w:val="16"/>
+              </w:rPr>
+              <w:t xml:space="preserve">requested</w:t>
             </w:r>
           </w:p>
         </w:tc>
@@ -1995,14 +2143,14 @@
                 <w:sz w:val="16"/>
                 <w:szCs w:val="16"/>
               </w:rPr>
-              <w:t xml:space="preserve">17  </w:t>
-            </w:r>
-            <w:r>
-              <w:rPr>
-                <w:sz w:val="16"/>
-                <w:szCs w:val="16"/>
-              </w:rPr>
-              <w:t xml:space="preserve">requested</w:t>
+              <w:t xml:space="preserve">18  </w:t>
+            </w:r>
+            <w:r>
+              <w:rPr>
+                <w:sz w:val="16"/>
+                <w:szCs w:val="16"/>
+              </w:rPr>
+              <w:t xml:space="preserve">zero-based budgeting</w:t>
             </w:r>
           </w:p>
         </w:tc>
@@ -2038,6 +2186,74 @@
                 <w:szCs w:val="16"/>
               </w:rPr>
               <w:t xml:space="preserve">head-office</w:t>
+            </w:r>
+          </w:p>
+        </w:tc>
+        <w:tc>
+          <w:tcPr>
+            <w:tcW w:type="pct" w:w="2500"/>
+            <w:tcMar>
+              <w:top w:type="dxa" w:w="20"/>
+              <w:left w:type="dxa" w:w="80"/>
+              <w:bottom w:type="dxa" w:w="20"/>
+              <w:right w:type="dxa" w:w="80"/>
+            </w:tcMar>
+          </w:tcPr>
+          <w:p>
+            <w:pPr>
+              <w:spacing w:before="12" w:after="12"/>
+            </w:pPr>
+            <w:r>
+              <w:rPr>
+                <w:b/>
+                <w:bCs/>
+                <w:color w:val="8186EF"/>
+                <w:sz w:val="16"/>
+                <w:szCs w:val="16"/>
+              </w:rPr>
+              <w:t xml:space="preserve">19  </w:t>
+            </w:r>
+            <w:r>
+              <w:rPr>
+                <w:sz w:val="16"/>
+                <w:szCs w:val="16"/>
+              </w:rPr>
+              <w:t xml:space="preserve">decision package</w:t>
+            </w:r>
+          </w:p>
+        </w:tc>
+      </w:tr>
+      <w:tr>
+        <w:tc>
+          <w:tcPr>
+            <w:tcW w:type="pct" w:w="2500"/>
+            <w:tcMar>
+              <w:top w:type="dxa" w:w="20"/>
+              <w:left w:type="dxa" w:w="80"/>
+              <w:bottom w:type="dxa" w:w="20"/>
+              <w:right w:type="dxa" w:w="80"/>
+            </w:tcMar>
+          </w:tcPr>
+          <w:p>
+            <w:pPr>
+              <w:spacing w:before="12" w:after="12"/>
+            </w:pPr>
+            <w:r>
+              <w:rPr>
+                <w:b/>
+                <w:bCs/>
+                <w:color w:val="8186EF"/>
+                <w:sz w:val="16"/>
+                <w:szCs w:val="16"/>
+              </w:rPr>
+              <w:t xml:space="preserve">10  </w:t>
+            </w:r>
+            <w:r>
+              <w:rPr>
+                <w:sz w:val="16"/>
+                <w:szCs w:val="16"/>
+              </w:rPr>
+              <w:t xml:space="preserve">decision</w:t>
             </w:r>
           </w:p>
         </w:tc>
@@ -4752,7 +4968,7 @@
                     </pic:cNvPicPr>
                   </pic:nvPicPr>
                   <pic:blipFill>
-                    <a:blip r:embed="rId103" cstate="none"/>
+                    <a:blip r:embed="rId104" cstate="none"/>
                     <a:srcRect/>
                     <a:stretch>
                       <a:fillRect/>
@@ -5071,6 +5287,142 @@
         <w:t xml:space="preserve"> </w:t>
       </w:r>
     </w:p>
+    <w:p>
+      <w:pPr>
+        <w:spacing w:before="44" w:after="10"/>
+      </w:pPr>
+      <w:r>
+        <w:rPr>
+          <w:b/>
+          <w:bCs/>
+          <w:color w:val="353A7C"/>
+          <w:sz w:val="18"/>
+          <w:szCs w:val="18"/>
+        </w:rPr>
+        <w:t xml:space="preserve">The English this section uses, and its Arabic</w:t>
+      </w:r>
+    </w:p>
+    <w:p>
+      <w:pPr>
+        <w:spacing w:before="0" w:after="12"/>
+      </w:pPr>
+      <w:r>
+        <w:rPr>
+          <w:color w:val="6B7280"/>
+          <w:sz w:val="15"/>
+          <w:szCs w:val="15"/>
+        </w:rPr>
+        <w:t xml:space="preserve">Each term sits against what it means.</w:t>
+      </w:r>
+    </w:p>
+    <w:p>
+      <w:pPr>
+        <w:spacing w:after="40" w:before="90"/>
+        <w:jc w:val="center"/>
+      </w:pPr>
+      <w:r>
+        <w:drawing>
+          <wp:inline distT="0" distB="0" distL="0" distR="0">
+            <wp:extent cx="5734050" cy="1931475"/>
+            <wp:effectExtent t="0" r="0" b="0" l="0"/>
+            <wp:docPr id="1" name="" descr="" title=""/>
+            <wp:cNvGraphicFramePr>
+              <a:graphicFrameLocks xmlns:a="http://schemas.openxmlformats.org/drawingml/2006/main" noChangeAspect="1"/>
+            </wp:cNvGraphicFramePr>
+            <a:graphic xmlns:a="http://schemas.openxmlformats.org/drawingml/2006/main">
+              <a:graphicData uri="http://schemas.openxmlformats.org/drawingml/2006/picture">
+                <pic:pic xmlns:pic="http://schemas.openxmlformats.org/drawingml/2006/picture">
+                  <pic:nvPicPr>
+                    <pic:cNvPr id="0" name="" descr=""/>
+                    <pic:cNvPicPr>
+                      <a:picLocks noChangeAspect="1" noChangeArrowheads="1"/>
+                    </pic:cNvPicPr>
+                  </pic:nvPicPr>
+                  <pic:blipFill>
+                    <a:blip r:embed="rId105" cstate="none"/>
+                    <a:srcRect/>
+                    <a:stretch>
+                      <a:fillRect/>
+                    </a:stretch>
+                  </pic:blipFill>
+                  <pic:spPr bwMode="auto">
+                    <a:xfrm>
+                      <a:off x="0" y="0"/>
+                      <a:ext cx="5734050" cy="1931475"/>
+                    </a:xfrm>
+                    <a:prstGeom prst="rect">
+                      <a:avLst/>
+                    </a:prstGeom>
+                  </pic:spPr>
+                </pic:pic>
+              </a:graphicData>
+            </a:graphic>
+          </wp:inline>
+        </w:drawing>
+      </w:r>
+    </w:p>
+    <w:tbl>
+      <w:tblPr>
+        <w:tblW w:type="pct" w:w="100%"/>
+        <w:tblLayout w:type="fixed"/>
+        <w:tblBorders>
+          <w:top w:val="single" w:color="FBFAF6" w:sz="4"/>
+          <w:left w:val="single" w:color="FBFAF6" w:sz="4"/>
+          <w:bottom w:val="single" w:color="FBFAF6" w:sz="4"/>
+          <w:right w:val="single" w:color="FBFAF6" w:sz="4"/>
+          <w:insideH w:val="single" w:color="FBFAF6" w:sz="4"/>
+          <w:insideV w:val="single" w:color="FBFAF6" w:sz="4"/>
+        </w:tblBorders>
+      </w:tblPr>
+      <w:tblGrid>
+        <w:gridCol w:w="9600"/>
+      </w:tblGrid>
+      <w:tr>
+        <w:tc>
+          <w:tcPr>
+            <w:tcW w:type="pct" w:w="5000"/>
+            <w:shd w:fill="FBFAF6" w:val="clear"/>
+            <w:tcMar>
+              <w:top w:type="dxa" w:w="40"/>
+              <w:left w:type="dxa" w:w="100"/>
+              <w:bottom w:type="dxa" w:w="40"/>
+              <w:right w:type="dxa" w:w="100"/>
+            </w:tcMar>
+          </w:tcPr>
+          <w:p>
+            <w:pPr>
+              <w:spacing w:before="18" w:after="6"/>
+            </w:pPr>
+            <w:r>
+              <w:rPr>
+                <w:b/>
+                <w:bCs/>
+                <w:color w:val="6B7280"/>
+                <w:sz w:val="14"/>
+                <w:szCs w:val="14"/>
+              </w:rPr>
+              <w:t xml:space="preserve">word list</w:t>
+            </w:r>
+          </w:p>
+          <w:p>
+            <w:pPr>
+              <w:spacing w:before="0" w:after="18"/>
+            </w:pPr>
+            <w:r>
+              <w:rPr>
+                <w:b/>
+                <w:bCs/>
+                <w:color w:val="353A7C"/>
+                <w:sz w:val="16"/>
+                <w:szCs w:val="16"/>
+              </w:rPr>
+              <w:t xml:space="preserve">الموازنة المرنة   ·   static budget   ·   flexible budget</w:t>
+            </w:r>
+          </w:p>
+        </w:tc>
+      </w:tr>
+    </w:tbl>
+    <w:p/>
     <w:tbl>
       <w:tblPr>
         <w:tblW w:type="pct" w:w="100%"/>
@@ -5449,14 +5801,14 @@
                 <w:sz w:val="16"/>
                 <w:szCs w:val="16"/>
               </w:rPr>
-              <w:t xml:space="preserve">8  </w:t>
-            </w:r>
-            <w:r>
-              <w:rPr>
-                <w:sz w:val="16"/>
-                <w:szCs w:val="16"/>
-              </w:rPr>
-              <w:t xml:space="preserve">selling</w:t>
+              <w:t xml:space="preserve">9  </w:t>
+            </w:r>
+            <w:r>
+              <w:rPr>
+                <w:sz w:val="16"/>
+                <w:szCs w:val="16"/>
+              </w:rPr>
+              <w:t xml:space="preserve">variable</w:t>
             </w:r>
           </w:p>
         </w:tc>
@@ -5517,14 +5869,14 @@
                 <w:sz w:val="16"/>
                 <w:szCs w:val="16"/>
               </w:rPr>
-              <w:t xml:space="preserve">9  </w:t>
-            </w:r>
-            <w:r>
-              <w:rPr>
-                <w:sz w:val="16"/>
-                <w:szCs w:val="16"/>
-              </w:rPr>
-              <w:t xml:space="preserve">variable</w:t>
+              <w:t xml:space="preserve">10  </w:t>
+            </w:r>
+            <w:r>
+              <w:rPr>
+                <w:sz w:val="16"/>
+                <w:szCs w:val="16"/>
+              </w:rPr>
+              <w:t xml:space="preserve">operating</w:t>
             </w:r>
           </w:p>
         </w:tc>
@@ -5585,14 +5937,14 @@
                 <w:sz w:val="16"/>
                 <w:szCs w:val="16"/>
               </w:rPr>
-              <w:t xml:space="preserve">10  </w:t>
-            </w:r>
-            <w:r>
-              <w:rPr>
-                <w:sz w:val="16"/>
-                <w:szCs w:val="16"/>
-              </w:rPr>
-              <w:t xml:space="preserve">operating</w:t>
+              <w:t xml:space="preserve">11  </w:t>
+            </w:r>
+            <w:r>
+              <w:rPr>
+                <w:sz w:val="16"/>
+                <w:szCs w:val="16"/>
+              </w:rPr>
+              <w:t xml:space="preserve">Contribution margin</w:t>
             </w:r>
           </w:p>
         </w:tc>
@@ -5653,14 +6005,14 @@
                 <w:sz w:val="16"/>
                 <w:szCs w:val="16"/>
               </w:rPr>
-              <w:t xml:space="preserve">11  </w:t>
-            </w:r>
-            <w:r>
-              <w:rPr>
-                <w:sz w:val="16"/>
-                <w:szCs w:val="16"/>
-              </w:rPr>
-              <w:t xml:space="preserve">Contribution margin</w:t>
+              <w:t xml:space="preserve">12  </w:t>
+            </w:r>
+            <w:r>
+              <w:rPr>
+                <w:sz w:val="16"/>
+                <w:szCs w:val="16"/>
+              </w:rPr>
+              <w:t xml:space="preserve">Fixed costs</w:t>
             </w:r>
           </w:p>
         </w:tc>
@@ -5721,14 +6073,14 @@
                 <w:sz w:val="16"/>
                 <w:szCs w:val="16"/>
               </w:rPr>
-              <w:t xml:space="preserve">12  </w:t>
-            </w:r>
-            <w:r>
-              <w:rPr>
-                <w:sz w:val="16"/>
-                <w:szCs w:val="16"/>
-              </w:rPr>
-              <w:t xml:space="preserve">Fixed costs</w:t>
+              <w:t xml:space="preserve">13  </w:t>
+            </w:r>
+            <w:r>
+              <w:rPr>
+                <w:sz w:val="16"/>
+                <w:szCs w:val="16"/>
+              </w:rPr>
+              <w:t xml:space="preserve">operating</w:t>
             </w:r>
           </w:p>
         </w:tc>
@@ -5789,14 +6141,14 @@
                 <w:sz w:val="16"/>
                 <w:szCs w:val="16"/>
               </w:rPr>
-              <w:t xml:space="preserve">13  </w:t>
-            </w:r>
-            <w:r>
-              <w:rPr>
-                <w:sz w:val="16"/>
-                <w:szCs w:val="16"/>
-              </w:rPr>
-              <w:t xml:space="preserve">operating</w:t>
+              <w:t xml:space="preserve">14  </w:t>
+            </w:r>
+            <w:r>
+              <w:rPr>
+                <w:sz w:val="16"/>
+                <w:szCs w:val="16"/>
+              </w:rPr>
+              <w:t xml:space="preserve">therefore</w:t>
             </w:r>
           </w:p>
         </w:tc>
@@ -5857,14 +6209,82 @@
                 <w:sz w:val="16"/>
                 <w:szCs w:val="16"/>
               </w:rPr>
-              <w:t xml:space="preserve">14  </w:t>
-            </w:r>
-            <w:r>
-              <w:rPr>
-                <w:sz w:val="16"/>
-                <w:szCs w:val="16"/>
-              </w:rPr>
-              <w:t xml:space="preserve">therefore</w:t>
+              <w:t xml:space="preserve">15  </w:t>
+            </w:r>
+            <w:r>
+              <w:rPr>
+                <w:sz w:val="16"/>
+                <w:szCs w:val="16"/>
+              </w:rPr>
+              <w:t xml:space="preserve">flexible budget</w:t>
+            </w:r>
+          </w:p>
+        </w:tc>
+      </w:tr>
+      <w:tr>
+        <w:tc>
+          <w:tcPr>
+            <w:tcW w:type="pct" w:w="2500"/>
+            <w:tcMar>
+              <w:top w:type="dxa" w:w="20"/>
+              <w:left w:type="dxa" w:w="80"/>
+              <w:bottom w:type="dxa" w:w="20"/>
+              <w:right w:type="dxa" w:w="80"/>
+            </w:tcMar>
+          </w:tcPr>
+          <w:p>
+            <w:pPr>
+              <w:spacing w:before="12" w:after="12"/>
+            </w:pPr>
+            <w:r>
+              <w:rPr>
+                <w:b/>
+                <w:bCs/>
+                <w:color w:val="8186EF"/>
+                <w:sz w:val="16"/>
+                <w:szCs w:val="16"/>
+              </w:rPr>
+              <w:t xml:space="preserve">8  </w:t>
+            </w:r>
+            <w:r>
+              <w:rPr>
+                <w:sz w:val="16"/>
+                <w:szCs w:val="16"/>
+              </w:rPr>
+              <w:t xml:space="preserve">selling</w:t>
+            </w:r>
+          </w:p>
+        </w:tc>
+        <w:tc>
+          <w:tcPr>
+            <w:tcW w:type="pct" w:w="2500"/>
+            <w:tcMar>
+              <w:top w:type="dxa" w:w="20"/>
+              <w:left w:type="dxa" w:w="80"/>
+              <w:bottom w:type="dxa" w:w="20"/>
+              <w:right w:type="dxa" w:w="80"/>
+            </w:tcMar>
+          </w:tcPr>
+          <w:p>
+            <w:pPr>
+              <w:spacing w:before="12" w:after="12"/>
+            </w:pPr>
+            <w:r>
+              <w:rPr>
+                <w:b/>
+                <w:bCs/>
+                <w:color w:val="8186EF"/>
+                <w:sz w:val="16"/>
+                <w:szCs w:val="16"/>
+              </w:rPr>
+              <w:t xml:space="preserve">16  </w:t>
+            </w:r>
+            <w:r>
+              <w:rPr>
+                <w:sz w:val="16"/>
+                <w:szCs w:val="16"/>
+              </w:rPr>
+              <w:t xml:space="preserve">static budget</w:t>
             </w:r>
           </w:p>
         </w:tc>
@@ -7323,7 +7743,7 @@
                     </pic:cNvPicPr>
                   </pic:nvPicPr>
                   <pic:blipFill>
-                    <a:blip r:embed="rId104" cstate="none"/>
+                    <a:blip r:embed="rId106" cstate="none"/>
                     <a:srcRect/>
                     <a:stretch>
                       <a:fillRect/>
@@ -11983,7 +12403,7 @@
                     </pic:cNvPicPr>
                   </pic:nvPicPr>
                   <pic:blipFill>
-                    <a:blip r:embed="rId105" cstate="none"/>
+                    <a:blip r:embed="rId107" cstate="none"/>
                     <a:srcRect/>
                     <a:stretch>
                       <a:fillRect/>
@@ -12061,6 +12481,154 @@
                 <w:szCs w:val="16"/>
               </w:rPr>
               <w:t xml:space="preserve">Review whether each support activity is still needed   ·   Justify head-office charges that have grown for years</w:t>
+            </w:r>
+          </w:p>
+        </w:tc>
+      </w:tr>
+    </w:tbl>
+    <w:p/>
+    <w:p>
+      <w:pPr>
+        <w:pageBreakBefore w:val="true"/>
+        <w:spacing w:after="0"/>
+      </w:pPr>
+      <w:r>
+        <w:rPr>
+          <w:sz w:val="2"/>
+        </w:rPr>
+        <w:t xml:space="preserve"> </w:t>
+      </w:r>
+    </w:p>
+    <w:p>
+      <w:pPr>
+        <w:spacing w:before="44" w:after="10"/>
+      </w:pPr>
+      <w:r>
+        <w:rPr>
+          <w:b/>
+          <w:bCs/>
+          <w:color w:val="353A7C"/>
+          <w:sz w:val="18"/>
+          <w:szCs w:val="18"/>
+        </w:rPr>
+        <w:t xml:space="preserve">The English this section uses, and its Arabic</w:t>
+      </w:r>
+    </w:p>
+    <w:p>
+      <w:pPr>
+        <w:spacing w:before="0" w:after="12"/>
+      </w:pPr>
+      <w:r>
+        <w:rPr>
+          <w:color w:val="6B7280"/>
+          <w:sz w:val="15"/>
+          <w:szCs w:val="15"/>
+        </w:rPr>
+        <w:t xml:space="preserve">Each term sits against what it means.</w:t>
+      </w:r>
+    </w:p>
+    <w:p>
+      <w:pPr>
+        <w:spacing w:after="40" w:before="90"/>
+        <w:jc w:val="center"/>
+      </w:pPr>
+      <w:r>
+        <w:drawing>
+          <wp:inline distT="0" distB="0" distL="0" distR="0">
+            <wp:extent cx="5734050" cy="2074825"/>
+            <wp:effectExtent t="0" r="0" b="0" l="0"/>
+            <wp:docPr id="1" name="" descr="" title=""/>
+            <wp:cNvGraphicFramePr>
+              <a:graphicFrameLocks xmlns:a="http://schemas.openxmlformats.org/drawingml/2006/main" noChangeAspect="1"/>
+            </wp:cNvGraphicFramePr>
+            <a:graphic xmlns:a="http://schemas.openxmlformats.org/drawingml/2006/main">
+              <a:graphicData uri="http://schemas.openxmlformats.org/drawingml/2006/picture">
+                <pic:pic xmlns:pic="http://schemas.openxmlformats.org/drawingml/2006/picture">
+                  <pic:nvPicPr>
+                    <pic:cNvPr id="0" name="" descr=""/>
+                    <pic:cNvPicPr>
+                      <a:picLocks noChangeAspect="1" noChangeArrowheads="1"/>
+                    </pic:cNvPicPr>
+                  </pic:nvPicPr>
+                  <pic:blipFill>
+                    <a:blip r:embed="rId108" cstate="none"/>
+                    <a:srcRect/>
+                    <a:stretch>
+                      <a:fillRect/>
+                    </a:stretch>
+                  </pic:blipFill>
+                  <pic:spPr bwMode="auto">
+                    <a:xfrm>
+                      <a:off x="0" y="0"/>
+                      <a:ext cx="5734050" cy="2074825"/>
+                    </a:xfrm>
+                    <a:prstGeom prst="rect">
+                      <a:avLst/>
+                    </a:prstGeom>
+                  </pic:spPr>
+                </pic:pic>
+              </a:graphicData>
+            </a:graphic>
+          </wp:inline>
+        </w:drawing>
+      </w:r>
+    </w:p>
+    <w:tbl>
+      <w:tblPr>
+        <w:tblW w:type="pct" w:w="100%"/>
+        <w:tblLayout w:type="fixed"/>
+        <w:tblBorders>
+          <w:top w:val="single" w:color="FBFAF6" w:sz="4"/>
+          <w:left w:val="single" w:color="FBFAF6" w:sz="4"/>
+          <w:bottom w:val="single" w:color="FBFAF6" w:sz="4"/>
+          <w:right w:val="single" w:color="FBFAF6" w:sz="4"/>
+          <w:insideH w:val="single" w:color="FBFAF6" w:sz="4"/>
+          <w:insideV w:val="single" w:color="FBFAF6" w:sz="4"/>
+        </w:tblBorders>
+      </w:tblPr>
+      <w:tblGrid>
+        <w:gridCol w:w="9600"/>
+      </w:tblGrid>
+      <w:tr>
+        <w:tc>
+          <w:tcPr>
+            <w:tcW w:type="pct" w:w="5000"/>
+            <w:shd w:fill="FBFAF6" w:val="clear"/>
+            <w:tcMar>
+              <w:top w:type="dxa" w:w="40"/>
+              <w:left w:type="dxa" w:w="100"/>
+              <w:bottom w:type="dxa" w:w="40"/>
+              <w:right w:type="dxa" w:w="100"/>
+            </w:tcMar>
+          </w:tcPr>
+          <w:p>
+            <w:pPr>
+              <w:spacing w:before="18" w:after="6"/>
+            </w:pPr>
+            <w:r>
+              <w:rPr>
+                <w:b/>
+                <w:bCs/>
+                <w:color w:val="6B7280"/>
+                <w:sz w:val="14"/>
+                <w:szCs w:val="14"/>
+              </w:rPr>
+              <w:t xml:space="preserve">word list</w:t>
+            </w:r>
+          </w:p>
+          <w:p>
+            <w:pPr>
+              <w:spacing w:before="0" w:after="18"/>
+            </w:pPr>
+            <w:r>
+              <w:rPr>
+                <w:b/>
+                <w:bCs/>
+                <w:color w:val="353A7C"/>
+                <w:sz w:val="16"/>
+                <w:szCs w:val="16"/>
+              </w:rPr>
+              <w:t xml:space="preserve">continuous (rolling) budget   ·   flexible budget   ·   zero-based budgeting</w:t>
             </w:r>
           </w:p>
         </w:tc>
@@ -12445,14 +13013,14 @@
                 <w:sz w:val="16"/>
                 <w:szCs w:val="16"/>
               </w:rPr>
-              <w:t xml:space="preserve">13  </w:t>
-            </w:r>
-            <w:r>
-              <w:rPr>
-                <w:sz w:val="16"/>
-                <w:szCs w:val="16"/>
-              </w:rPr>
-              <w:t xml:space="preserve">manufacturing</w:t>
+              <w:t xml:space="preserve">14  </w:t>
+            </w:r>
+            <w:r>
+              <w:rPr>
+                <w:sz w:val="16"/>
+                <w:szCs w:val="16"/>
+              </w:rPr>
+              <w:t xml:space="preserve">recommend</w:t>
             </w:r>
           </w:p>
         </w:tc>
@@ -12513,14 +13081,14 @@
                 <w:sz w:val="16"/>
                 <w:szCs w:val="16"/>
               </w:rPr>
-              <w:t xml:space="preserve">14  </w:t>
-            </w:r>
-            <w:r>
-              <w:rPr>
-                <w:sz w:val="16"/>
-                <w:szCs w:val="16"/>
-              </w:rPr>
-              <w:t xml:space="preserve">recommend</w:t>
+              <w:t xml:space="preserve">15  </w:t>
+            </w:r>
+            <w:r>
+              <w:rPr>
+                <w:sz w:val="16"/>
+                <w:szCs w:val="16"/>
+              </w:rPr>
+              <w:t xml:space="preserve">described</w:t>
             </w:r>
           </w:p>
         </w:tc>
@@ -12581,14 +13149,14 @@
                 <w:sz w:val="16"/>
                 <w:szCs w:val="16"/>
               </w:rPr>
-              <w:t xml:space="preserve">15  </w:t>
-            </w:r>
-            <w:r>
-              <w:rPr>
-                <w:sz w:val="16"/>
-                <w:szCs w:val="16"/>
-              </w:rPr>
-              <w:t xml:space="preserve">described</w:t>
+              <w:t xml:space="preserve">16  </w:t>
+            </w:r>
+            <w:r>
+              <w:rPr>
+                <w:sz w:val="16"/>
+                <w:szCs w:val="16"/>
+              </w:rPr>
+              <w:t xml:space="preserve">calculate</w:t>
             </w:r>
           </w:p>
         </w:tc>
@@ -12649,14 +13217,14 @@
                 <w:sz w:val="16"/>
                 <w:szCs w:val="16"/>
               </w:rPr>
-              <w:t xml:space="preserve">16  </w:t>
-            </w:r>
-            <w:r>
-              <w:rPr>
-                <w:sz w:val="16"/>
-                <w:szCs w:val="16"/>
-              </w:rPr>
-              <w:t xml:space="preserve">calculate</w:t>
+              <w:t xml:space="preserve">17  </w:t>
+            </w:r>
+            <w:r>
+              <w:rPr>
+                <w:sz w:val="16"/>
+                <w:szCs w:val="16"/>
+              </w:rPr>
+              <w:t xml:space="preserve">contribution</w:t>
             </w:r>
           </w:p>
         </w:tc>
@@ -12717,14 +13285,14 @@
                 <w:sz w:val="16"/>
                 <w:szCs w:val="16"/>
               </w:rPr>
-              <w:t xml:space="preserve">17  </w:t>
-            </w:r>
-            <w:r>
-              <w:rPr>
-                <w:sz w:val="16"/>
-                <w:szCs w:val="16"/>
-              </w:rPr>
-              <w:t xml:space="preserve">contribution</w:t>
+              <w:t xml:space="preserve">18  </w:t>
+            </w:r>
+            <w:r>
+              <w:rPr>
+                <w:sz w:val="16"/>
+                <w:szCs w:val="16"/>
+              </w:rPr>
+              <w:t xml:space="preserve">Selling price per jar</w:t>
             </w:r>
           </w:p>
         </w:tc>
@@ -12785,14 +13353,14 @@
                 <w:sz w:val="16"/>
                 <w:szCs w:val="16"/>
               </w:rPr>
-              <w:t xml:space="preserve">18  </w:t>
-            </w:r>
-            <w:r>
-              <w:rPr>
-                <w:sz w:val="16"/>
-                <w:szCs w:val="16"/>
-              </w:rPr>
-              <w:t xml:space="preserve">Selling price per jar</w:t>
+              <w:t xml:space="preserve">19  </w:t>
+            </w:r>
+            <w:r>
+              <w:rPr>
+                <w:sz w:val="16"/>
+                <w:szCs w:val="16"/>
+              </w:rPr>
+              <w:t xml:space="preserve">Fixed costs per month</w:t>
             </w:r>
           </w:p>
         </w:tc>
@@ -12853,14 +13421,14 @@
                 <w:sz w:val="16"/>
                 <w:szCs w:val="16"/>
               </w:rPr>
-              <w:t xml:space="preserve">19  </w:t>
-            </w:r>
-            <w:r>
-              <w:rPr>
-                <w:sz w:val="16"/>
-                <w:szCs w:val="16"/>
-              </w:rPr>
-              <w:t xml:space="preserve">Fixed costs per month</w:t>
+              <w:t xml:space="preserve">20  </w:t>
+            </w:r>
+            <w:r>
+              <w:rPr>
+                <w:sz w:val="16"/>
+                <w:szCs w:val="16"/>
+              </w:rPr>
+              <w:t xml:space="preserve">Jars actually sold in the month</w:t>
             </w:r>
           </w:p>
         </w:tc>
@@ -12921,14 +13489,14 @@
                 <w:sz w:val="16"/>
                 <w:szCs w:val="16"/>
               </w:rPr>
-              <w:t xml:space="preserve">20  </w:t>
-            </w:r>
-            <w:r>
-              <w:rPr>
-                <w:sz w:val="16"/>
-                <w:szCs w:val="16"/>
-              </w:rPr>
-              <w:t xml:space="preserve">Jars actually sold in the month</w:t>
+              <w:t xml:space="preserve">21  </w:t>
+            </w:r>
+            <w:r>
+              <w:rPr>
+                <w:sz w:val="16"/>
+                <w:szCs w:val="16"/>
+              </w:rPr>
+              <w:t xml:space="preserve">80,000 × $11.80 = $944,000</w:t>
             </w:r>
           </w:p>
         </w:tc>
@@ -12989,14 +13557,14 @@
                 <w:sz w:val="16"/>
                 <w:szCs w:val="16"/>
               </w:rPr>
-              <w:t xml:space="preserve">21  </w:t>
-            </w:r>
-            <w:r>
-              <w:rPr>
-                <w:sz w:val="16"/>
-                <w:szCs w:val="16"/>
-              </w:rPr>
-              <w:t xml:space="preserve">80,000 × $11.80 = $944,000</w:t>
+              <w:t xml:space="preserve">22  </w:t>
+            </w:r>
+            <w:r>
+              <w:rPr>
+                <w:sz w:val="16"/>
+                <w:szCs w:val="16"/>
+              </w:rPr>
+              <w:t xml:space="preserve">80,000 × $8.20 = $656,000</w:t>
             </w:r>
           </w:p>
         </w:tc>
@@ -13057,14 +13625,14 @@
                 <w:sz w:val="16"/>
                 <w:szCs w:val="16"/>
               </w:rPr>
-              <w:t xml:space="preserve">22  </w:t>
-            </w:r>
-            <w:r>
-              <w:rPr>
-                <w:sz w:val="16"/>
-                <w:szCs w:val="16"/>
-              </w:rPr>
-              <w:t xml:space="preserve">80,000 × $8.20 = $656,000</w:t>
+              <w:t xml:space="preserve">23  </w:t>
+            </w:r>
+            <w:r>
+              <w:rPr>
+                <w:sz w:val="16"/>
+                <w:szCs w:val="16"/>
+              </w:rPr>
+              <w:t xml:space="preserve">Review whether each support activity is still needed</w:t>
             </w:r>
           </w:p>
         </w:tc>
@@ -13125,14 +13693,14 @@
                 <w:sz w:val="16"/>
                 <w:szCs w:val="16"/>
               </w:rPr>
-              <w:t xml:space="preserve">23  </w:t>
-            </w:r>
-            <w:r>
-              <w:rPr>
-                <w:sz w:val="16"/>
-                <w:szCs w:val="16"/>
-              </w:rPr>
-              <w:t xml:space="preserve">Review whether each support activity is still needed</w:t>
+              <w:t xml:space="preserve">24  </w:t>
+            </w:r>
+            <w:r>
+              <w:rPr>
+                <w:sz w:val="16"/>
+                <w:szCs w:val="16"/>
+              </w:rPr>
+              <w:t xml:space="preserve">continuous (rolling) budget</w:t>
             </w:r>
           </w:p>
         </w:tc>
@@ -13168,6 +13736,74 @@
                 <w:szCs w:val="16"/>
               </w:rPr>
               <w:t xml:space="preserve">budget</w:t>
+            </w:r>
+          </w:p>
+        </w:tc>
+        <w:tc>
+          <w:tcPr>
+            <w:tcW w:type="pct" w:w="2500"/>
+            <w:tcMar>
+              <w:top w:type="dxa" w:w="20"/>
+              <w:left w:type="dxa" w:w="80"/>
+              <w:bottom w:type="dxa" w:w="20"/>
+              <w:right w:type="dxa" w:w="80"/>
+            </w:tcMar>
+          </w:tcPr>
+          <w:p>
+            <w:pPr>
+              <w:spacing w:before="12" w:after="12"/>
+            </w:pPr>
+            <w:r>
+              <w:rPr>
+                <w:b/>
+                <w:bCs/>
+                <w:color w:val="8186EF"/>
+                <w:sz w:val="16"/>
+                <w:szCs w:val="16"/>
+              </w:rPr>
+              <w:t xml:space="preserve">25  </w:t>
+            </w:r>
+            <w:r>
+              <w:rPr>
+                <w:sz w:val="16"/>
+                <w:szCs w:val="16"/>
+              </w:rPr>
+              <w:t xml:space="preserve">flexible budget</w:t>
+            </w:r>
+          </w:p>
+        </w:tc>
+      </w:tr>
+      <w:tr>
+        <w:tc>
+          <w:tcPr>
+            <w:tcW w:type="pct" w:w="2500"/>
+            <w:tcMar>
+              <w:top w:type="dxa" w:w="20"/>
+              <w:left w:type="dxa" w:w="80"/>
+              <w:bottom w:type="dxa" w:w="20"/>
+              <w:right w:type="dxa" w:w="80"/>
+            </w:tcMar>
+          </w:tcPr>
+          <w:p>
+            <w:pPr>
+              <w:spacing w:before="12" w:after="12"/>
+            </w:pPr>
+            <w:r>
+              <w:rPr>
+                <w:b/>
+                <w:bCs/>
+                <w:color w:val="8186EF"/>
+                <w:sz w:val="16"/>
+                <w:szCs w:val="16"/>
+              </w:rPr>
+              <w:t xml:space="preserve">13  </w:t>
+            </w:r>
+            <w:r>
+              <w:rPr>
+                <w:sz w:val="16"/>
+                <w:szCs w:val="16"/>
+              </w:rPr>
+              <w:t xml:space="preserve">manufacturing</w:t>
             </w:r>
           </w:p>
         </w:tc>
@@ -13407,7 +14043,7 @@
               <w:sz w:val="16"/>
               <w:szCs w:val="16"/>
             </w:rPr>
-            <w:t xml:space="preserve"> of 2</w:t>
+            <w:t xml:space="preserve"> of 3</w:t>
           </w:r>
         </w:p>
       </w:tc>
@@ -13589,7 +14225,7 @@
               <w:sz w:val="16"/>
               <w:szCs w:val="16"/>
             </w:rPr>
-            <w:t xml:space="preserve"> of 2</w:t>
+            <w:t xml:space="preserve"> of 3</w:t>
           </w:r>
         </w:p>
       </w:tc>

--- a/CMA_Summaries_B3_Ch05.docx
+++ b/CMA_Summaries_B3_Ch05.docx
@@ -925,6 +925,19 @@
       </w:tr>
     </w:tbl>
     <w:p/>
+    <w:p>
+      <w:pPr>
+        <w:spacing w:before="20" w:after="20" w:line="360" w:lineRule="auto"/>
+        <w:ind w:left="200"/>
+      </w:pPr>
+      <w:r>
+        <w:rPr>
+          <w:sz w:val="19"/>
+          <w:szCs w:val="19"/>
+        </w:rPr>
+        <w:t xml:space="preserve">The budget is the approved amount, not the requested amount.</w:t>
+      </w:r>
+    </w:p>
     <w:tbl>
       <w:tblPr>
         <w:tblW w:type="pct" w:w="100%"/>
@@ -1134,7 +1147,7 @@
                 <w:sz w:val="16"/>
                 <w:szCs w:val="16"/>
               </w:rPr>
-              <w:t xml:space="preserve">Zero-based   ·   requested   ·   approved</w:t>
+              <w:t xml:space="preserve">approved   ·   decision   ·   requested</w:t>
             </w:r>
           </w:p>
         </w:tc>
@@ -2474,7 +2487,7 @@
           <w:sz w:val="16"/>
           <w:szCs w:val="16"/>
         </w:rPr>
-        <w:t xml:space="preserve">      gaps 1–6</w:t>
+        <w:t xml:space="preserve">      gaps 1–7</w:t>
       </w:r>
     </w:p>
     <w:p>
@@ -2668,14 +2681,7 @@
           <w:sz w:val="19"/>
           <w:szCs w:val="19"/>
         </w:rPr>
-        <w:t xml:space="preserve"> budget planned 900,000 cases for 2028. </w:t>
-      </w:r>
-      <w:r>
-        <w:rPr>
-          <w:sz w:val="19"/>
-          <w:szCs w:val="19"/>
-        </w:rPr>
-        <w:t xml:space="preserve">In March, the first quarter is </w:t>
+        <w:t xml:space="preserve"> in between are also revised with the latest </w:t>
       </w:r>
       <w:r>
         <w:rPr>
@@ -2693,6 +2699,45 @@
           <w:sz w:val="19"/>
           <w:szCs w:val="19"/>
         </w:rPr>
+        <w:t xml:space="preserve">             </w:t>
+      </w:r>
+      <w:r>
+        <w:rPr>
+          <w:sz w:val="19"/>
+          <w:szCs w:val="19"/>
+        </w:rPr>
+        <w:t xml:space="preserve"> </w:t>
+      </w:r>
+      <w:r>
+        <w:rPr>
+          <w:sz w:val="19"/>
+          <w:szCs w:val="19"/>
+        </w:rPr>
+        <w:t xml:space="preserve">. </w:t>
+      </w:r>
+      <w:r>
+        <w:rPr>
+          <w:sz w:val="19"/>
+          <w:szCs w:val="19"/>
+        </w:rPr>
+        <w:t xml:space="preserve">The </w:t>
+      </w:r>
+      <w:r>
+        <w:rPr>
+          <w:b/>
+          <w:bCs/>
+          <w:color w:val="8186EF"/>
+          <w:sz w:val="15"/>
+          <w:szCs w:val="15"/>
+        </w:rPr>
+        <w:t xml:space="preserve"> (7) </w:t>
+      </w:r>
+      <w:r>
+        <w:rPr>
+          <w:u w:val="single"/>
+          <w:sz w:val="19"/>
+          <w:szCs w:val="19"/>
+        </w:rPr>
         <w:t xml:space="preserve">           </w:t>
       </w:r>
       <w:r>
@@ -2707,7 +2752,14 @@
           <w:sz w:val="19"/>
           <w:szCs w:val="19"/>
         </w:rPr>
-        <w:t xml:space="preserve">; the second quarter is raised to 230,000 cases, and the first quarter of the next year is added at 215,000. </w:t>
+        <w:t xml:space="preserve"> budget planned 900,000 cases for 2028. </w:t>
+      </w:r>
+      <w:r>
+        <w:rPr>
+          <w:sz w:val="19"/>
+          <w:szCs w:val="19"/>
+        </w:rPr>
+        <w:t xml:space="preserve">In March, the first quarter is finished; the second quarter is raised to 230,000 cases, and the first quarter of the next year is added at 215,000. </w:t>
       </w:r>
     </w:p>
     <w:tbl>
@@ -2765,7 +2817,7 @@
                 <w:sz w:val="16"/>
                 <w:szCs w:val="16"/>
               </w:rPr>
-              <w:t xml:space="preserve">December   ·   dropped   ·   finished   ·   usually   ·   continuous   ·   fast-changing   ·   targets</w:t>
+              <w:t xml:space="preserve">dropped   ·   December   ·   quarters   ·   fast-changing   ·   usually   ·   information   ·   continuous   ·   performance</w:t>
             </w:r>
           </w:p>
         </w:tc>
@@ -3226,7 +3278,7 @@
                 <w:sz w:val="14"/>
                 <w:szCs w:val="14"/>
               </w:rPr>
-              <w:t xml:space="preserve">(7)</w:t>
+              <w:t xml:space="preserve">(8)</w:t>
             </w:r>
           </w:p>
         </w:tc>
@@ -3435,7 +3487,7 @@
           <w:sz w:val="16"/>
           <w:szCs w:val="16"/>
         </w:rPr>
-        <w:t xml:space="preserve">      gaps 8–10</w:t>
+        <w:t xml:space="preserve">      gaps 9–11</w:t>
       </w:r>
     </w:p>
     <w:p>
@@ -3458,7 +3510,7 @@
           <w:sz w:val="15"/>
           <w:szCs w:val="15"/>
         </w:rPr>
-        <w:t xml:space="preserve"> (8) </w:t>
+        <w:t xml:space="preserve"> (9) </w:t>
       </w:r>
       <w:r>
         <w:rPr>
@@ -3490,7 +3542,7 @@
           <w:sz w:val="15"/>
           <w:szCs w:val="15"/>
         </w:rPr>
-        <w:t xml:space="preserve"> (9) </w:t>
+        <w:t xml:space="preserve"> (10) </w:t>
       </w:r>
       <w:r>
         <w:rPr>
@@ -3529,7 +3581,7 @@
           <w:sz w:val="15"/>
           <w:szCs w:val="15"/>
         </w:rPr>
-        <w:t xml:space="preserve"> (10) </w:t>
+        <w:t xml:space="preserve"> (11) </w:t>
       </w:r>
       <w:r>
         <w:rPr>
@@ -3609,7 +3661,7 @@
                 <w:sz w:val="16"/>
                 <w:szCs w:val="16"/>
               </w:rPr>
-              <w:t xml:space="preserve">constant   ·   forecast   ·   finished   ·   performance</w:t>
+              <w:t xml:space="preserve">constant   ·   forecast   ·   between   ·   performance</w:t>
             </w:r>
           </w:p>
         </w:tc>
@@ -3892,14 +3944,14 @@
                 <w:sz w:val="16"/>
                 <w:szCs w:val="16"/>
               </w:rPr>
-              <w:t xml:space="preserve">6  </w:t>
-            </w:r>
-            <w:r>
-              <w:rPr>
-                <w:sz w:val="16"/>
-                <w:szCs w:val="16"/>
-              </w:rPr>
-              <w:t xml:space="preserve">finished</w:t>
+              <w:t xml:space="preserve">7  </w:t>
+            </w:r>
+            <w:r>
+              <w:rPr>
+                <w:sz w:val="16"/>
+                <w:szCs w:val="16"/>
+              </w:rPr>
+              <w:t xml:space="preserve">December</w:t>
             </w:r>
           </w:p>
         </w:tc>
@@ -3960,7 +4012,7 @@
                 <w:sz w:val="16"/>
                 <w:szCs w:val="16"/>
               </w:rPr>
-              <w:t xml:space="preserve">7  </w:t>
+              <w:t xml:space="preserve">8  </w:t>
             </w:r>
             <w:r>
               <w:rPr>
@@ -4028,7 +4080,7 @@
                 <w:sz w:val="16"/>
                 <w:szCs w:val="16"/>
               </w:rPr>
-              <w:t xml:space="preserve">8  </w:t>
+              <w:t xml:space="preserve">9  </w:t>
             </w:r>
             <w:r>
               <w:rPr>
@@ -4096,7 +4148,7 @@
                 <w:sz w:val="16"/>
                 <w:szCs w:val="16"/>
               </w:rPr>
-              <w:t xml:space="preserve">9  </w:t>
+              <w:t xml:space="preserve">10  </w:t>
             </w:r>
             <w:r>
               <w:rPr>
@@ -4138,7 +4190,7 @@
                 <w:sz w:val="16"/>
                 <w:szCs w:val="16"/>
               </w:rPr>
-              <w:t xml:space="preserve">December</w:t>
+              <w:t xml:space="preserve">quarters</w:t>
             </w:r>
           </w:p>
         </w:tc>
@@ -4164,7 +4216,7 @@
                 <w:sz w:val="16"/>
                 <w:szCs w:val="16"/>
               </w:rPr>
-              <w:t xml:space="preserve">10  </w:t>
+              <w:t xml:space="preserve">11  </w:t>
             </w:r>
             <w:r>
               <w:rPr>
@@ -4172,6 +4224,64 @@
                 <w:szCs w:val="16"/>
               </w:rPr>
               <w:t xml:space="preserve">forecast</w:t>
+            </w:r>
+          </w:p>
+        </w:tc>
+      </w:tr>
+      <w:tr>
+        <w:tc>
+          <w:tcPr>
+            <w:tcW w:type="pct" w:w="2500"/>
+            <w:tcMar>
+              <w:top w:type="dxa" w:w="20"/>
+              <w:left w:type="dxa" w:w="80"/>
+              <w:bottom w:type="dxa" w:w="20"/>
+              <w:right w:type="dxa" w:w="80"/>
+            </w:tcMar>
+          </w:tcPr>
+          <w:p>
+            <w:pPr>
+              <w:spacing w:before="12" w:after="12"/>
+            </w:pPr>
+            <w:r>
+              <w:rPr>
+                <w:b/>
+                <w:bCs/>
+                <w:color w:val="8186EF"/>
+                <w:sz w:val="16"/>
+                <w:szCs w:val="16"/>
+              </w:rPr>
+              <w:t xml:space="preserve">6  </w:t>
+            </w:r>
+            <w:r>
+              <w:rPr>
+                <w:sz w:val="16"/>
+                <w:szCs w:val="16"/>
+              </w:rPr>
+              <w:t xml:space="preserve">information</w:t>
+            </w:r>
+          </w:p>
+        </w:tc>
+        <w:tc>
+          <w:tcPr>
+            <w:tcW w:type="pct" w:w="2500"/>
+            <w:tcMar>
+              <w:top w:type="dxa" w:w="20"/>
+              <w:left w:type="dxa" w:w="80"/>
+              <w:bottom w:type="dxa" w:w="20"/>
+              <w:right w:type="dxa" w:w="80"/>
+            </w:tcMar>
+          </w:tcPr>
+          <w:p>
+            <w:pPr>
+              <w:spacing w:before="24" w:after="24"/>
+            </w:pPr>
+            <w:r>
+              <w:rPr>
+                <w:sz w:val="16"/>
+                <w:szCs w:val="16"/>
+              </w:rPr>
+              <w:t xml:space="preserve"/>
             </w:r>
           </w:p>
         </w:tc>
@@ -4214,7 +4324,7 @@
           <w:sz w:val="15"/>
           <w:szCs w:val="15"/>
         </w:rPr>
-        <w:t xml:space="preserve">A continuous (rolling) budget always covers the same length of time ahead, usually twelve months. When a month or quarter ends, it is dropped and a new one is added at the end. It suits fast-changing markets, like juice. The December budget planned 900,000 cases for 2028. In March, the first quarter is finished; the second quarter is raised to 230,000 cases, and the first quarter of the next year is added at 215,000.</w:t>
+        <w:t xml:space="preserve">A continuous (rolling) budget always covers the same length of time ahead, usually twelve months. When a month or quarter ends, it is dropped and a new one is added at the end. It suits fast-changing markets, like juice. The quarters in between are also revised with the latest information. The December budget planned 900,000 cases for 2028. In March, the first quarter is finished; the second quarter is raised to 230,000 cases, and the first quarter of the next year is added at 215,000.</w:t>
       </w:r>
     </w:p>
     <w:p>
@@ -7049,6 +7159,168 @@
       </w:tr>
     </w:tbl>
     <w:p/>
+    <w:p>
+      <w:pPr>
+        <w:spacing w:before="44" w:after="14"/>
+      </w:pPr>
+      <w:r>
+        <w:rPr>
+          <w:b/>
+          <w:bCs/>
+          <w:color w:val="353A7C"/>
+          <w:sz w:val="18"/>
+          <w:szCs w:val="18"/>
+        </w:rPr>
+        <w:t xml:space="preserve">Summary 1</w:t>
+      </w:r>
+      <w:r>
+        <w:rPr>
+          <w:color w:val="6B7280"/>
+          <w:sz w:val="16"/>
+          <w:szCs w:val="16"/>
+        </w:rPr>
+        <w:t xml:space="preserve">      gaps 6–7</w:t>
+      </w:r>
+    </w:p>
+    <w:p>
+      <w:pPr>
+        <w:spacing w:before="20" w:after="20" w:line="360" w:lineRule="auto"/>
+        <w:ind w:left="200"/>
+      </w:pPr>
+      <w:r>
+        <w:rPr>
+          <w:sz w:val="19"/>
+          <w:szCs w:val="19"/>
+        </w:rPr>
+        <w:t xml:space="preserve">A good </w:t>
+      </w:r>
+      <w:r>
+        <w:rPr>
+          <w:b/>
+          <w:bCs/>
+          <w:color w:val="8186EF"/>
+          <w:sz w:val="15"/>
+          <w:szCs w:val="15"/>
+        </w:rPr>
+        <w:t xml:space="preserve"> (6) </w:t>
+      </w:r>
+      <w:r>
+        <w:rPr>
+          <w:u w:val="single"/>
+          <w:sz w:val="19"/>
+          <w:szCs w:val="19"/>
+        </w:rPr>
+        <w:t xml:space="preserve">                </w:t>
+      </w:r>
+      <w:r>
+        <w:rPr>
+          <w:sz w:val="19"/>
+          <w:szCs w:val="19"/>
+        </w:rPr>
+        <w:t xml:space="preserve"> </w:t>
+      </w:r>
+      <w:r>
+        <w:rPr>
+          <w:sz w:val="19"/>
+          <w:szCs w:val="19"/>
+        </w:rPr>
+        <w:t xml:space="preserve"> names the system, gives the reason from the situation, and notes the main </w:t>
+      </w:r>
+      <w:r>
+        <w:rPr>
+          <w:b/>
+          <w:bCs/>
+          <w:color w:val="8186EF"/>
+          <w:sz w:val="15"/>
+          <w:szCs w:val="15"/>
+        </w:rPr>
+        <w:t xml:space="preserve"> (7) </w:t>
+      </w:r>
+      <w:r>
+        <w:rPr>
+          <w:u w:val="single"/>
+          <w:sz w:val="19"/>
+          <w:szCs w:val="19"/>
+        </w:rPr>
+        <w:t xml:space="preserve">            </w:t>
+      </w:r>
+      <w:r>
+        <w:rPr>
+          <w:sz w:val="19"/>
+          <w:szCs w:val="19"/>
+        </w:rPr>
+        <w:t xml:space="preserve"> </w:t>
+      </w:r>
+      <w:r>
+        <w:rPr>
+          <w:sz w:val="19"/>
+          <w:szCs w:val="19"/>
+        </w:rPr>
+        <w:t xml:space="preserve"> to manage. </w:t>
+      </w:r>
+    </w:p>
+    <w:tbl>
+      <w:tblPr>
+        <w:tblW w:type="pct" w:w="100%"/>
+        <w:tblLayout w:type="fixed"/>
+        <w:tblBorders>
+          <w:top w:val="single" w:color="FBFAF6" w:sz="4"/>
+          <w:left w:val="single" w:color="FBFAF6" w:sz="4"/>
+          <w:bottom w:val="single" w:color="FBFAF6" w:sz="4"/>
+          <w:right w:val="single" w:color="FBFAF6" w:sz="4"/>
+          <w:insideH w:val="single" w:color="FBFAF6" w:sz="4"/>
+          <w:insideV w:val="single" w:color="FBFAF6" w:sz="4"/>
+        </w:tblBorders>
+      </w:tblPr>
+      <w:tblGrid>
+        <w:gridCol w:w="9600"/>
+      </w:tblGrid>
+      <w:tr>
+        <w:tc>
+          <w:tcPr>
+            <w:tcW w:type="pct" w:w="5000"/>
+            <w:shd w:fill="FBFAF6" w:val="clear"/>
+            <w:tcMar>
+              <w:top w:type="dxa" w:w="40"/>
+              <w:left w:type="dxa" w:w="100"/>
+              <w:bottom w:type="dxa" w:w="40"/>
+              <w:right w:type="dxa" w:w="100"/>
+            </w:tcMar>
+          </w:tcPr>
+          <w:p>
+            <w:pPr>
+              <w:spacing w:before="18" w:after="6"/>
+            </w:pPr>
+            <w:r>
+              <w:rPr>
+                <w:b/>
+                <w:bCs/>
+                <w:color w:val="6B7280"/>
+                <w:sz w:val="14"/>
+                <w:szCs w:val="14"/>
+              </w:rPr>
+              <w:t xml:space="preserve">word list</w:t>
+            </w:r>
+          </w:p>
+          <w:p>
+            <w:pPr>
+              <w:spacing w:before="0" w:after="18"/>
+            </w:pPr>
+            <w:r>
+              <w:rPr>
+                <w:b/>
+                <w:bCs/>
+                <w:color w:val="353A7C"/>
+                <w:sz w:val="16"/>
+                <w:szCs w:val="16"/>
+              </w:rPr>
+              <w:t xml:space="preserve">limitation   ·   zero-based   ·   recommendation</w:t>
+            </w:r>
+          </w:p>
+        </w:tc>
+      </w:tr>
+    </w:tbl>
+    <w:p/>
     <w:tbl>
       <w:tblPr>
         <w:tblW w:type="pct" w:w="100%"/>
@@ -7063,9 +7335,9 @@
         </w:tblBorders>
       </w:tblPr>
       <w:tblGrid>
-        <w:gridCol w:w="2149"/>
-        <w:gridCol w:w="4084"/>
-        <w:gridCol w:w="3367"/>
+        <w:gridCol w:w="2138"/>
+        <w:gridCol w:w="3238"/>
+        <w:gridCol w:w="4224"/>
       </w:tblGrid>
       <w:tr>
         <w:tc>
@@ -7100,7 +7372,7 @@
       <w:tr>
         <w:tc>
           <w:tcPr>
-            <w:tcW w:type="pct" w:w="1119"/>
+            <w:tcW w:type="pct" w:w="1114"/>
             <w:shd w:fill="353A7C" w:val="clear"/>
             <w:tcMar>
               <w:top w:type="dxa" w:w="50"/>
@@ -7127,7 +7399,7 @@
         </w:tc>
         <w:tc>
           <w:tcPr>
-            <w:tcW w:type="pct" w:w="2127"/>
+            <w:tcW w:type="pct" w:w="1686"/>
             <w:shd w:fill="353A7C" w:val="clear"/>
             <w:tcMar>
               <w:top w:type="dxa" w:w="50"/>
@@ -7154,7 +7426,7 @@
         </w:tc>
         <w:tc>
           <w:tcPr>
-            <w:tcW w:type="pct" w:w="1754"/>
+            <w:tcW w:type="pct" w:w="2200"/>
             <w:shd w:fill="353A7C" w:val="clear"/>
             <w:tcMar>
               <w:top w:type="dxa" w:w="50"/>
@@ -7183,7 +7455,7 @@
       <w:tr>
         <w:tc>
           <w:tcPr>
-            <w:tcW w:type="pct" w:w="1119"/>
+            <w:tcW w:type="pct" w:w="1114"/>
             <w:tcMar>
               <w:top w:type="dxa" w:w="50"/>
               <w:left w:type="dxa" w:w="110"/>
@@ -7206,8 +7478,7 @@
         </w:tc>
         <w:tc>
           <w:tcPr>
-            <w:tcW w:type="pct" w:w="2127"/>
-            <w:shd w:fill="FFFFFF" w:val="clear"/>
+            <w:tcW w:type="pct" w:w="1686"/>
             <w:tcMar>
               <w:top w:type="dxa" w:w="50"/>
               <w:left w:type="dxa" w:w="110"/>
@@ -7217,23 +7488,21 @@
           </w:tcPr>
           <w:p>
             <w:pPr>
-              <w:spacing w:before="46" w:after="46"/>
-            </w:pPr>
-            <w:r>
-              <w:rPr>
-                <w:b/>
-                <w:bCs/>
-                <w:color w:val="8186EF"/>
-                <w:sz w:val="14"/>
-                <w:szCs w:val="14"/>
-              </w:rPr>
-              <w:t xml:space="preserve">(6)</w:t>
-            </w:r>
-          </w:p>
-        </w:tc>
-        <w:tc>
-          <w:tcPr>
-            <w:tcW w:type="pct" w:w="1754"/>
+              <w:spacing w:before="28" w:after="28"/>
+            </w:pPr>
+            <w:r>
+              <w:rPr>
+                <w:sz w:val="15"/>
+                <w:szCs w:val="15"/>
+              </w:rPr>
+              <w:t xml:space="preserve">Removes waste; questions every cost</w:t>
+            </w:r>
+          </w:p>
+        </w:tc>
+        <w:tc>
+          <w:tcPr>
+            <w:tcW w:type="pct" w:w="2200"/>
+            <w:shd w:fill="FFFFFF" w:val="clear"/>
             <w:tcMar>
               <w:top w:type="dxa" w:w="50"/>
               <w:left w:type="dxa" w:w="110"/>
@@ -7243,22 +7512,25 @@
           </w:tcPr>
           <w:p>
             <w:pPr>
-              <w:spacing w:before="28" w:after="28"/>
-            </w:pPr>
-            <w:r>
-              <w:rPr>
-                <w:sz w:val="15"/>
-                <w:szCs w:val="15"/>
-              </w:rPr>
-              <w:t xml:space="preserve">Takes much time; managers may resist</w:t>
-            </w:r>
-          </w:p>
-        </w:tc>
-      </w:tr>
-      <w:tr>
-        <w:tc>
-          <w:tcPr>
-            <w:tcW w:type="pct" w:w="1119"/>
+              <w:spacing w:before="46" w:after="46"/>
+            </w:pPr>
+            <w:r>
+              <w:rPr>
+                <w:b/>
+                <w:bCs/>
+                <w:color w:val="8186EF"/>
+                <w:sz w:val="14"/>
+                <w:szCs w:val="14"/>
+              </w:rPr>
+              <w:t xml:space="preserve">(8)</w:t>
+            </w:r>
+          </w:p>
+        </w:tc>
+      </w:tr>
+      <w:tr>
+        <w:tc>
+          <w:tcPr>
+            <w:tcW w:type="pct" w:w="1114"/>
             <w:shd w:fill="FBFAF6" w:val="clear"/>
             <w:tcMar>
               <w:top w:type="dxa" w:w="50"/>
@@ -7282,8 +7554,8 @@
         </w:tc>
         <w:tc>
           <w:tcPr>
-            <w:tcW w:type="pct" w:w="2127"/>
-            <w:shd w:fill="FBFAF6" w:val="clear"/>
+            <w:tcW w:type="pct" w:w="1686"/>
+            <w:shd w:fill="FFFFFF" w:val="clear"/>
             <w:tcMar>
               <w:top w:type="dxa" w:w="50"/>
               <w:left w:type="dxa" w:w="110"/>
@@ -7293,21 +7565,24 @@
           </w:tcPr>
           <w:p>
             <w:pPr>
-              <w:spacing w:before="28" w:after="28"/>
-            </w:pPr>
-            <w:r>
-              <w:rPr>
-                <w:sz w:val="15"/>
-                <w:szCs w:val="15"/>
-              </w:rPr>
-              <w:t xml:space="preserve">Always up to date; always a year ahead</w:t>
-            </w:r>
-          </w:p>
-        </w:tc>
-        <w:tc>
-          <w:tcPr>
-            <w:tcW w:type="pct" w:w="1754"/>
-            <w:shd w:fill="FFFFFF" w:val="clear"/>
+              <w:spacing w:before="46" w:after="46"/>
+            </w:pPr>
+            <w:r>
+              <w:rPr>
+                <w:b/>
+                <w:bCs/>
+                <w:color w:val="8186EF"/>
+                <w:sz w:val="14"/>
+                <w:szCs w:val="14"/>
+              </w:rPr>
+              <w:t xml:space="preserve">(9)</w:t>
+            </w:r>
+          </w:p>
+        </w:tc>
+        <w:tc>
+          <w:tcPr>
+            <w:tcW w:type="pct" w:w="2200"/>
+            <w:shd w:fill="FBFAF6" w:val="clear"/>
             <w:tcMar>
               <w:top w:type="dxa" w:w="50"/>
               <w:left w:type="dxa" w:w="110"/>
@@ -7317,25 +7592,22 @@
           </w:tcPr>
           <w:p>
             <w:pPr>
-              <w:spacing w:before="46" w:after="46"/>
-            </w:pPr>
-            <w:r>
-              <w:rPr>
-                <w:b/>
-                <w:bCs/>
-                <w:color w:val="8186EF"/>
-                <w:sz w:val="14"/>
-                <w:szCs w:val="14"/>
-              </w:rPr>
-              <w:t xml:space="preserve">(7)</w:t>
-            </w:r>
-          </w:p>
-        </w:tc>
-      </w:tr>
-      <w:tr>
-        <w:tc>
-          <w:tcPr>
-            <w:tcW w:type="pct" w:w="1119"/>
+              <w:spacing w:before="28" w:after="28"/>
+            </w:pPr>
+            <w:r>
+              <w:rPr>
+                <w:sz w:val="15"/>
+                <w:szCs w:val="15"/>
+              </w:rPr>
+              <w:t xml:space="preserve">Constant work; targets keep moving</w:t>
+            </w:r>
+          </w:p>
+        </w:tc>
+      </w:tr>
+      <w:tr>
+        <w:tc>
+          <w:tcPr>
+            <w:tcW w:type="pct" w:w="1114"/>
             <w:tcMar>
               <w:top w:type="dxa" w:w="50"/>
               <w:left w:type="dxa" w:w="110"/>
@@ -7358,7 +7630,8 @@
         </w:tc>
         <w:tc>
           <w:tcPr>
-            <w:tcW w:type="pct" w:w="2127"/>
+            <w:tcW w:type="pct" w:w="1686"/>
+            <w:shd w:fill="FFFFFF" w:val="clear"/>
             <w:tcMar>
               <w:top w:type="dxa" w:w="50"/>
               <w:left w:type="dxa" w:w="110"/>
@@ -7368,21 +7641,23 @@
           </w:tcPr>
           <w:p>
             <w:pPr>
-              <w:spacing w:before="28" w:after="28"/>
-            </w:pPr>
-            <w:r>
-              <w:rPr>
-                <w:sz w:val="15"/>
-                <w:szCs w:val="15"/>
-              </w:rPr>
-              <w:t xml:space="preserve">Fair comparison at the actual volume</w:t>
-            </w:r>
-          </w:p>
-        </w:tc>
-        <w:tc>
-          <w:tcPr>
-            <w:tcW w:type="pct" w:w="1754"/>
-            <w:shd w:fill="FFFFFF" w:val="clear"/>
+              <w:spacing w:before="46" w:after="46"/>
+            </w:pPr>
+            <w:r>
+              <w:rPr>
+                <w:b/>
+                <w:bCs/>
+                <w:color w:val="8186EF"/>
+                <w:sz w:val="14"/>
+                <w:szCs w:val="14"/>
+              </w:rPr>
+              <w:t xml:space="preserve">(10)</w:t>
+            </w:r>
+          </w:p>
+        </w:tc>
+        <w:tc>
+          <w:tcPr>
+            <w:tcW w:type="pct" w:w="2200"/>
             <w:tcMar>
               <w:top w:type="dxa" w:w="50"/>
               <w:left w:type="dxa" w:w="110"/>
@@ -7392,17 +7667,14 @@
           </w:tcPr>
           <w:p>
             <w:pPr>
-              <w:spacing w:before="46" w:after="46"/>
-            </w:pPr>
-            <w:r>
-              <w:rPr>
-                <w:b/>
-                <w:bCs/>
-                <w:color w:val="8186EF"/>
-                <w:sz w:val="14"/>
-                <w:szCs w:val="14"/>
-              </w:rPr>
-              <w:t xml:space="preserve">(8)</w:t>
+              <w:spacing w:before="28" w:after="28"/>
+            </w:pPr>
+            <w:r>
+              <w:rPr>
+                <w:sz w:val="15"/>
+                <w:szCs w:val="15"/>
+              </w:rPr>
+              <w:t xml:space="preserve">Needs reliable cost formulas; mixed costs must be split</w:t>
             </w:r>
           </w:p>
         </w:tc>
@@ -7464,7 +7736,7 @@
                 <w:sz w:val="16"/>
                 <w:szCs w:val="16"/>
               </w:rPr>
-              <w:t xml:space="preserve">Removes waste; questions every cost   ·   Needs reliable cost formulas; mixed costs must be split   ·   Constant work; targets keep moving   ·   One large investment over more than a year</w:t>
+              <w:t xml:space="preserve">Always up to date; always a year ahead   ·   Fair comparison at the actual volume   ·   Takes much time; managers may resist   ·   One large investment over more than a year</w:t>
             </w:r>
           </w:p>
         </w:tc>
@@ -7483,7 +7755,7 @@
           <w:sz w:val="18"/>
           <w:szCs w:val="18"/>
         </w:rPr>
-        <w:t xml:space="preserve">Summary 1</w:t>
+        <w:t xml:space="preserve">Summary 2</w:t>
       </w:r>
       <w:r>
         <w:rPr>
@@ -7491,7 +7763,7 @@
           <w:sz w:val="16"/>
           <w:szCs w:val="16"/>
         </w:rPr>
-        <w:t xml:space="preserve">      gaps 9–11</w:t>
+        <w:t xml:space="preserve">      gaps 11–13</w:t>
       </w:r>
     </w:p>
     <w:p>
@@ -7514,7 +7786,7 @@
           <w:sz w:val="15"/>
           <w:szCs w:val="15"/>
         </w:rPr>
-        <w:t xml:space="preserve"> (9) </w:t>
+        <w:t xml:space="preserve"> (11) </w:t>
       </w:r>
       <w:r>
         <w:rPr>
@@ -7553,7 +7825,7 @@
           <w:sz w:val="15"/>
           <w:szCs w:val="15"/>
         </w:rPr>
-        <w:t xml:space="preserve"> (10) </w:t>
+        <w:t xml:space="preserve"> (12) </w:t>
       </w:r>
       <w:r>
         <w:rPr>
@@ -7592,7 +7864,7 @@
           <w:sz w:val="15"/>
           <w:szCs w:val="15"/>
         </w:rPr>
-        <w:t xml:space="preserve"> (11) </w:t>
+        <w:t xml:space="preserve"> (13) </w:t>
       </w:r>
       <w:r>
         <w:rPr>
@@ -7672,7 +7944,7 @@
                 <w:sz w:val="16"/>
                 <w:szCs w:val="16"/>
               </w:rPr>
-              <w:t xml:space="preserve">decision   ·   zero-based   ·   combined   ·   forecasts</w:t>
+              <w:t xml:space="preserve">Orontes   ·   combined   ·   zero-based   ·   forecasts</w:t>
             </w:r>
           </w:p>
         </w:tc>
@@ -7950,14 +8222,14 @@
                 <w:sz w:val="16"/>
                 <w:szCs w:val="16"/>
               </w:rPr>
-              <w:t xml:space="preserve">8  </w:t>
-            </w:r>
-            <w:r>
-              <w:rPr>
-                <w:sz w:val="16"/>
-                <w:szCs w:val="16"/>
-              </w:rPr>
-              <w:t xml:space="preserve">Needs reliable cost formulas; mixed costs must be split</w:t>
+              <w:t xml:space="preserve">9  </w:t>
+            </w:r>
+            <w:r>
+              <w:rPr>
+                <w:sz w:val="16"/>
+                <w:szCs w:val="16"/>
+              </w:rPr>
+              <w:t xml:space="preserve">Always up to date; always a year ahead</w:t>
             </w:r>
           </w:p>
         </w:tc>
@@ -8018,14 +8290,14 @@
                 <w:sz w:val="16"/>
                 <w:szCs w:val="16"/>
               </w:rPr>
-              <w:t xml:space="preserve">9  </w:t>
-            </w:r>
-            <w:r>
-              <w:rPr>
-                <w:sz w:val="16"/>
-                <w:szCs w:val="16"/>
-              </w:rPr>
-              <w:t xml:space="preserve">combined</w:t>
+              <w:t xml:space="preserve">10  </w:t>
+            </w:r>
+            <w:r>
+              <w:rPr>
+                <w:sz w:val="16"/>
+                <w:szCs w:val="16"/>
+              </w:rPr>
+              <w:t xml:space="preserve">Fair comparison at the actual volume</w:t>
             </w:r>
           </w:p>
         </w:tc>
@@ -8086,14 +8358,14 @@
                 <w:sz w:val="16"/>
                 <w:szCs w:val="16"/>
               </w:rPr>
-              <w:t xml:space="preserve">10  </w:t>
-            </w:r>
-            <w:r>
-              <w:rPr>
-                <w:sz w:val="16"/>
-                <w:szCs w:val="16"/>
-              </w:rPr>
-              <w:t xml:space="preserve">forecasts</w:t>
+              <w:t xml:space="preserve">11  </w:t>
+            </w:r>
+            <w:r>
+              <w:rPr>
+                <w:sz w:val="16"/>
+                <w:szCs w:val="16"/>
+              </w:rPr>
+              <w:t xml:space="preserve">combined</w:t>
             </w:r>
           </w:p>
         </w:tc>
@@ -8154,14 +8426,14 @@
                 <w:sz w:val="16"/>
                 <w:szCs w:val="16"/>
               </w:rPr>
-              <w:t xml:space="preserve">11  </w:t>
-            </w:r>
-            <w:r>
-              <w:rPr>
-                <w:sz w:val="16"/>
-                <w:szCs w:val="16"/>
-              </w:rPr>
-              <w:t xml:space="preserve">zero-based</w:t>
+              <w:t xml:space="preserve">12  </w:t>
+            </w:r>
+            <w:r>
+              <w:rPr>
+                <w:sz w:val="16"/>
+                <w:szCs w:val="16"/>
+              </w:rPr>
+              <w:t xml:space="preserve">forecasts</w:t>
             </w:r>
           </w:p>
         </w:tc>
@@ -8222,14 +8494,14 @@
                 <w:sz w:val="16"/>
                 <w:szCs w:val="16"/>
               </w:rPr>
-              <w:t xml:space="preserve">12  </w:t>
-            </w:r>
-            <w:r>
-              <w:rPr>
-                <w:sz w:val="16"/>
-                <w:szCs w:val="16"/>
-              </w:rPr>
-              <w:t xml:space="preserve">zero-based budgeting</w:t>
+              <w:t xml:space="preserve">13  </w:t>
+            </w:r>
+            <w:r>
+              <w:rPr>
+                <w:sz w:val="16"/>
+                <w:szCs w:val="16"/>
+              </w:rPr>
+              <w:t xml:space="preserve">zero-based</w:t>
             </w:r>
           </w:p>
         </w:tc>
@@ -8264,7 +8536,7 @@
                 <w:sz w:val="16"/>
                 <w:szCs w:val="16"/>
               </w:rPr>
-              <w:t xml:space="preserve">Removes waste; questions every cost</w:t>
+              <w:t xml:space="preserve">recommendation</w:t>
             </w:r>
           </w:p>
         </w:tc>
@@ -8290,14 +8562,14 @@
                 <w:sz w:val="16"/>
                 <w:szCs w:val="16"/>
               </w:rPr>
-              <w:t xml:space="preserve">13  </w:t>
-            </w:r>
-            <w:r>
-              <w:rPr>
-                <w:sz w:val="16"/>
-                <w:szCs w:val="16"/>
-              </w:rPr>
-              <w:t xml:space="preserve">continuous (rolling) budget</w:t>
+              <w:t xml:space="preserve">14  </w:t>
+            </w:r>
+            <w:r>
+              <w:rPr>
+                <w:sz w:val="16"/>
+                <w:szCs w:val="16"/>
+              </w:rPr>
+              <w:t xml:space="preserve">zero-based budgeting</w:t>
             </w:r>
           </w:p>
         </w:tc>
@@ -8332,7 +8604,75 @@
                 <w:sz w:val="16"/>
                 <w:szCs w:val="16"/>
               </w:rPr>
-              <w:t xml:space="preserve">Constant work; targets keep moving</w:t>
+              <w:t xml:space="preserve">limitation</w:t>
+            </w:r>
+          </w:p>
+        </w:tc>
+        <w:tc>
+          <w:tcPr>
+            <w:tcW w:type="pct" w:w="2500"/>
+            <w:tcMar>
+              <w:top w:type="dxa" w:w="20"/>
+              <w:left w:type="dxa" w:w="80"/>
+              <w:bottom w:type="dxa" w:w="20"/>
+              <w:right w:type="dxa" w:w="80"/>
+            </w:tcMar>
+          </w:tcPr>
+          <w:p>
+            <w:pPr>
+              <w:spacing w:before="12" w:after="12"/>
+            </w:pPr>
+            <w:r>
+              <w:rPr>
+                <w:b/>
+                <w:bCs/>
+                <w:color w:val="8186EF"/>
+                <w:sz w:val="16"/>
+                <w:szCs w:val="16"/>
+              </w:rPr>
+              <w:t xml:space="preserve">15  </w:t>
+            </w:r>
+            <w:r>
+              <w:rPr>
+                <w:sz w:val="16"/>
+                <w:szCs w:val="16"/>
+              </w:rPr>
+              <w:t xml:space="preserve">continuous (rolling) budget</w:t>
+            </w:r>
+          </w:p>
+        </w:tc>
+      </w:tr>
+      <w:tr>
+        <w:tc>
+          <w:tcPr>
+            <w:tcW w:type="pct" w:w="2500"/>
+            <w:tcMar>
+              <w:top w:type="dxa" w:w="20"/>
+              <w:left w:type="dxa" w:w="80"/>
+              <w:bottom w:type="dxa" w:w="20"/>
+              <w:right w:type="dxa" w:w="80"/>
+            </w:tcMar>
+          </w:tcPr>
+          <w:p>
+            <w:pPr>
+              <w:spacing w:before="12" w:after="12"/>
+            </w:pPr>
+            <w:r>
+              <w:rPr>
+                <w:b/>
+                <w:bCs/>
+                <w:color w:val="8186EF"/>
+                <w:sz w:val="16"/>
+                <w:szCs w:val="16"/>
+              </w:rPr>
+              <w:t xml:space="preserve">8  </w:t>
+            </w:r>
+            <w:r>
+              <w:rPr>
+                <w:sz w:val="16"/>
+                <w:szCs w:val="16"/>
+              </w:rPr>
+              <w:t xml:space="preserve">Takes much time; managers may resist</w:t>
             </w:r>
           </w:p>
         </w:tc>
@@ -8391,6 +8731,30 @@
           <w:szCs w:val="15"/>
         </w:rPr>
         <w:t xml:space="preserve">Summary 1   </w:t>
+      </w:r>
+      <w:r>
+        <w:rPr>
+          <w:color w:val="6B7280"/>
+          <w:sz w:val="15"/>
+          <w:szCs w:val="15"/>
+        </w:rPr>
+        <w:t xml:space="preserve">A good recommendation names the system, gives the reason from the situation, and notes the main limitation to manage.</w:t>
+      </w:r>
+    </w:p>
+    <w:p>
+      <w:pPr>
+        <w:spacing w:before="20" w:after="20"/>
+        <w:ind w:left="240" w:hanging="240"/>
+      </w:pPr>
+      <w:r>
+        <w:rPr>
+          <w:b/>
+          <w:bCs/>
+          <w:color w:val="353A7C"/>
+          <w:sz w:val="15"/>
+          <w:szCs w:val="15"/>
+        </w:rPr>
+        <w:t xml:space="preserve">Summary 2   </w:t>
       </w:r>
       <w:r>
         <w:rPr>
@@ -9414,53 +9778,6 @@
       </w:tr>
     </w:tbl>
     <w:p/>
-    <w:tbl>
-      <w:tblPr>
-        <w:tblW w:type="pct" w:w="100%"/>
-        <w:tblLayout w:type="fixed"/>
-        <w:tblBorders>
-          <w:top w:val="single" w:color="353A7C" w:sz="4"/>
-          <w:left w:val="single" w:color="353A7C" w:sz="4"/>
-          <w:bottom w:val="single" w:color="353A7C" w:sz="4"/>
-          <w:right w:val="single" w:color="353A7C" w:sz="4"/>
-          <w:insideH w:val="single" w:color="353A7C" w:sz="4"/>
-          <w:insideV w:val="single" w:color="353A7C" w:sz="4"/>
-        </w:tblBorders>
-      </w:tblPr>
-      <w:tblGrid>
-        <w:gridCol w:w="9600"/>
-      </w:tblGrid>
-      <w:tr>
-        <w:tc>
-          <w:tcPr>
-            <w:tcW w:type="pct" w:w="5000"/>
-            <w:shd w:fill="F2F4FB" w:val="clear"/>
-            <w:tcMar>
-              <w:top w:type="dxa" w:w="50"/>
-              <w:left w:type="dxa" w:w="110"/>
-              <w:bottom w:type="dxa" w:w="50"/>
-              <w:right w:type="dxa" w:w="110"/>
-            </w:tcMar>
-          </w:tcPr>
-          <w:p>
-            <w:pPr>
-              <w:spacing w:before="30" w:after="30"/>
-            </w:pPr>
-            <w:r>
-              <w:rPr>
-                <w:b/>
-                <w:bCs/>
-                <w:color w:val="353A7C"/>
-                <w:sz w:val="19"/>
-                <w:szCs w:val="19"/>
-              </w:rPr>
-              <w:t xml:space="preserve">Include the lost volume</w:t>
-            </w:r>
-          </w:p>
-        </w:tc>
-      </w:tr>
-    </w:tbl>
-    <w:p/>
     <w:p>
       <w:pPr>
         <w:spacing w:before="44" w:after="14"/>
@@ -9494,7 +9811,7 @@
           <w:sz w:val="19"/>
           <w:szCs w:val="19"/>
         </w:rPr>
-        <w:t xml:space="preserve">Multiplying the old volume by the new margin </w:t>
+        <w:t xml:space="preserve">The extra margin on every </w:t>
       </w:r>
       <w:r>
         <w:rPr>
@@ -9526,7 +9843,7 @@
           <w:sz w:val="19"/>
           <w:szCs w:val="19"/>
         </w:rPr>
-        <w:t xml:space="preserve"> the cases lost after the price rise and </w:t>
+        <w:t xml:space="preserve"> case is larger than the margin lost on the cases no </w:t>
       </w:r>
       <w:r>
         <w:rPr>
@@ -9544,7 +9861,7 @@
           <w:sz w:val="19"/>
           <w:szCs w:val="19"/>
         </w:rPr>
-        <w:t xml:space="preserve">            </w:t>
+        <w:t xml:space="preserve">           </w:t>
       </w:r>
       <w:r>
         <w:rPr>
@@ -9558,14 +9875,7 @@
           <w:sz w:val="19"/>
           <w:szCs w:val="19"/>
         </w:rPr>
-        <w:t xml:space="preserve"> the gain. </w:t>
-      </w:r>
-      <w:r>
-        <w:rPr>
-          <w:sz w:val="19"/>
-          <w:szCs w:val="19"/>
-        </w:rPr>
-        <w:t xml:space="preserve">Use the new volume with the new margin. </w:t>
+        <w:t xml:space="preserve"> sold. </w:t>
       </w:r>
     </w:p>
     <w:tbl>
@@ -9623,7 +9933,223 @@
                 <w:sz w:val="16"/>
                 <w:szCs w:val="16"/>
               </w:rPr>
-              <w:t xml:space="preserve">proposes   ·   ignores   ·   overstates</w:t>
+              <w:t xml:space="preserve">Managers   ·   remaining   ·   longer</w:t>
+            </w:r>
+          </w:p>
+        </w:tc>
+      </w:tr>
+    </w:tbl>
+    <w:p/>
+    <w:tbl>
+      <w:tblPr>
+        <w:tblW w:type="pct" w:w="100%"/>
+        <w:tblLayout w:type="fixed"/>
+        <w:tblBorders>
+          <w:top w:val="single" w:color="353A7C" w:sz="4"/>
+          <w:left w:val="single" w:color="353A7C" w:sz="4"/>
+          <w:bottom w:val="single" w:color="353A7C" w:sz="4"/>
+          <w:right w:val="single" w:color="353A7C" w:sz="4"/>
+          <w:insideH w:val="single" w:color="353A7C" w:sz="4"/>
+          <w:insideV w:val="single" w:color="353A7C" w:sz="4"/>
+        </w:tblBorders>
+      </w:tblPr>
+      <w:tblGrid>
+        <w:gridCol w:w="9600"/>
+      </w:tblGrid>
+      <w:tr>
+        <w:tc>
+          <w:tcPr>
+            <w:tcW w:type="pct" w:w="5000"/>
+            <w:shd w:fill="F2F4FB" w:val="clear"/>
+            <w:tcMar>
+              <w:top w:type="dxa" w:w="50"/>
+              <w:left w:type="dxa" w:w="110"/>
+              <w:bottom w:type="dxa" w:w="50"/>
+              <w:right w:type="dxa" w:w="110"/>
+            </w:tcMar>
+          </w:tcPr>
+          <w:p>
+            <w:pPr>
+              <w:spacing w:before="30" w:after="30"/>
+            </w:pPr>
+            <w:r>
+              <w:rPr>
+                <w:b/>
+                <w:bCs/>
+                <w:color w:val="353A7C"/>
+                <w:sz w:val="19"/>
+                <w:szCs w:val="19"/>
+              </w:rPr>
+              <w:t xml:space="preserve">Include the lost volume</w:t>
+            </w:r>
+          </w:p>
+        </w:tc>
+      </w:tr>
+    </w:tbl>
+    <w:p/>
+    <w:p>
+      <w:pPr>
+        <w:spacing w:before="44" w:after="14"/>
+      </w:pPr>
+      <w:r>
+        <w:rPr>
+          <w:b/>
+          <w:bCs/>
+          <w:color w:val="353A7C"/>
+          <w:sz w:val="18"/>
+          <w:szCs w:val="18"/>
+        </w:rPr>
+        <w:t xml:space="preserve">Summary 3</w:t>
+      </w:r>
+      <w:r>
+        <w:rPr>
+          <w:color w:val="6B7280"/>
+          <w:sz w:val="16"/>
+          <w:szCs w:val="16"/>
+        </w:rPr>
+        <w:t xml:space="preserve">      gaps 9–10</w:t>
+      </w:r>
+    </w:p>
+    <w:p>
+      <w:pPr>
+        <w:spacing w:before="20" w:after="20" w:line="360" w:lineRule="auto"/>
+        <w:ind w:left="200"/>
+      </w:pPr>
+      <w:r>
+        <w:rPr>
+          <w:sz w:val="19"/>
+          <w:szCs w:val="19"/>
+        </w:rPr>
+        <w:t xml:space="preserve">Multiplying the old volume by the new margin </w:t>
+      </w:r>
+      <w:r>
+        <w:rPr>
+          <w:b/>
+          <w:bCs/>
+          <w:color w:val="8186EF"/>
+          <w:sz w:val="15"/>
+          <w:szCs w:val="15"/>
+        </w:rPr>
+        <w:t xml:space="preserve"> (9) </w:t>
+      </w:r>
+      <w:r>
+        <w:rPr>
+          <w:u w:val="single"/>
+          <w:sz w:val="19"/>
+          <w:szCs w:val="19"/>
+        </w:rPr>
+        <w:t xml:space="preserve">           </w:t>
+      </w:r>
+      <w:r>
+        <w:rPr>
+          <w:sz w:val="19"/>
+          <w:szCs w:val="19"/>
+        </w:rPr>
+        <w:t xml:space="preserve"> </w:t>
+      </w:r>
+      <w:r>
+        <w:rPr>
+          <w:sz w:val="19"/>
+          <w:szCs w:val="19"/>
+        </w:rPr>
+        <w:t xml:space="preserve"> the cases lost after the price rise and </w:t>
+      </w:r>
+      <w:r>
+        <w:rPr>
+          <w:b/>
+          <w:bCs/>
+          <w:color w:val="8186EF"/>
+          <w:sz w:val="15"/>
+          <w:szCs w:val="15"/>
+        </w:rPr>
+        <w:t xml:space="preserve"> (10) </w:t>
+      </w:r>
+      <w:r>
+        <w:rPr>
+          <w:u w:val="single"/>
+          <w:sz w:val="19"/>
+          <w:szCs w:val="19"/>
+        </w:rPr>
+        <w:t xml:space="preserve">            </w:t>
+      </w:r>
+      <w:r>
+        <w:rPr>
+          <w:sz w:val="19"/>
+          <w:szCs w:val="19"/>
+        </w:rPr>
+        <w:t xml:space="preserve"> </w:t>
+      </w:r>
+      <w:r>
+        <w:rPr>
+          <w:sz w:val="19"/>
+          <w:szCs w:val="19"/>
+        </w:rPr>
+        <w:t xml:space="preserve"> the gain. </w:t>
+      </w:r>
+      <w:r>
+        <w:rPr>
+          <w:sz w:val="19"/>
+          <w:szCs w:val="19"/>
+        </w:rPr>
+        <w:t xml:space="preserve">Use the new volume with the new margin. </w:t>
+      </w:r>
+    </w:p>
+    <w:tbl>
+      <w:tblPr>
+        <w:tblW w:type="pct" w:w="100%"/>
+        <w:tblLayout w:type="fixed"/>
+        <w:tblBorders>
+          <w:top w:val="single" w:color="FBFAF6" w:sz="4"/>
+          <w:left w:val="single" w:color="FBFAF6" w:sz="4"/>
+          <w:bottom w:val="single" w:color="FBFAF6" w:sz="4"/>
+          <w:right w:val="single" w:color="FBFAF6" w:sz="4"/>
+          <w:insideH w:val="single" w:color="FBFAF6" w:sz="4"/>
+          <w:insideV w:val="single" w:color="FBFAF6" w:sz="4"/>
+        </w:tblBorders>
+      </w:tblPr>
+      <w:tblGrid>
+        <w:gridCol w:w="9600"/>
+      </w:tblGrid>
+      <w:tr>
+        <w:tc>
+          <w:tcPr>
+            <w:tcW w:type="pct" w:w="5000"/>
+            <w:shd w:fill="FBFAF6" w:val="clear"/>
+            <w:tcMar>
+              <w:top w:type="dxa" w:w="40"/>
+              <w:left w:type="dxa" w:w="100"/>
+              <w:bottom w:type="dxa" w:w="40"/>
+              <w:right w:type="dxa" w:w="100"/>
+            </w:tcMar>
+          </w:tcPr>
+          <w:p>
+            <w:pPr>
+              <w:spacing w:before="18" w:after="6"/>
+            </w:pPr>
+            <w:r>
+              <w:rPr>
+                <w:b/>
+                <w:bCs/>
+                <w:color w:val="6B7280"/>
+                <w:sz w:val="14"/>
+                <w:szCs w:val="14"/>
+              </w:rPr>
+              <w:t xml:space="preserve">word list</w:t>
+            </w:r>
+          </w:p>
+          <w:p>
+            <w:pPr>
+              <w:spacing w:before="0" w:after="18"/>
+            </w:pPr>
+            <w:r>
+              <w:rPr>
+                <w:b/>
+                <w:bCs/>
+                <w:color w:val="353A7C"/>
+                <w:sz w:val="16"/>
+                <w:szCs w:val="16"/>
+              </w:rPr>
+              <w:t xml:space="preserve">overstates   ·   ignores   ·   remaining</w:t>
             </w:r>
           </w:p>
         </w:tc>
@@ -9753,14 +10279,14 @@
                 <w:sz w:val="16"/>
                 <w:szCs w:val="16"/>
               </w:rPr>
-              <w:t xml:space="preserve">5  </w:t>
-            </w:r>
-            <w:r>
-              <w:rPr>
-                <w:sz w:val="16"/>
-                <w:szCs w:val="16"/>
-              </w:rPr>
-              <w:t xml:space="preserve">Cases a year</w:t>
+              <w:t xml:space="preserve">6  </w:t>
+            </w:r>
+            <w:r>
+              <w:rPr>
+                <w:sz w:val="16"/>
+                <w:szCs w:val="16"/>
+              </w:rPr>
+              <w:t xml:space="preserve">Increase</w:t>
             </w:r>
           </w:p>
         </w:tc>
@@ -9821,14 +10347,14 @@
                 <w:sz w:val="16"/>
                 <w:szCs w:val="16"/>
               </w:rPr>
-              <w:t xml:space="preserve">6  </w:t>
-            </w:r>
-            <w:r>
-              <w:rPr>
-                <w:sz w:val="16"/>
-                <w:szCs w:val="16"/>
-              </w:rPr>
-              <w:t xml:space="preserve">Increase</w:t>
+              <w:t xml:space="preserve">7  </w:t>
+            </w:r>
+            <w:r>
+              <w:rPr>
+                <w:sz w:val="16"/>
+                <w:szCs w:val="16"/>
+              </w:rPr>
+              <w:t xml:space="preserve">remaining</w:t>
             </w:r>
           </w:p>
         </w:tc>
@@ -9889,14 +10415,14 @@
                 <w:sz w:val="16"/>
                 <w:szCs w:val="16"/>
               </w:rPr>
-              <w:t xml:space="preserve">7  </w:t>
-            </w:r>
-            <w:r>
-              <w:rPr>
-                <w:sz w:val="16"/>
-                <w:szCs w:val="16"/>
-              </w:rPr>
-              <w:t xml:space="preserve">ignores</w:t>
+              <w:t xml:space="preserve">8  </w:t>
+            </w:r>
+            <w:r>
+              <w:rPr>
+                <w:sz w:val="16"/>
+                <w:szCs w:val="16"/>
+              </w:rPr>
+              <w:t xml:space="preserve">longer</w:t>
             </w:r>
           </w:p>
         </w:tc>
@@ -9957,7 +10483,75 @@
                 <w:sz w:val="16"/>
                 <w:szCs w:val="16"/>
               </w:rPr>
-              <w:t xml:space="preserve">8  </w:t>
+              <w:t xml:space="preserve">9  </w:t>
+            </w:r>
+            <w:r>
+              <w:rPr>
+                <w:sz w:val="16"/>
+                <w:szCs w:val="16"/>
+              </w:rPr>
+              <w:t xml:space="preserve">ignores</w:t>
+            </w:r>
+          </w:p>
+        </w:tc>
+      </w:tr>
+      <w:tr>
+        <w:tc>
+          <w:tcPr>
+            <w:tcW w:type="pct" w:w="2500"/>
+            <w:tcMar>
+              <w:top w:type="dxa" w:w="20"/>
+              <w:left w:type="dxa" w:w="80"/>
+              <w:bottom w:type="dxa" w:w="20"/>
+              <w:right w:type="dxa" w:w="80"/>
+            </w:tcMar>
+          </w:tcPr>
+          <w:p>
+            <w:pPr>
+              <w:spacing w:before="12" w:after="12"/>
+            </w:pPr>
+            <w:r>
+              <w:rPr>
+                <w:b/>
+                <w:bCs/>
+                <w:color w:val="8186EF"/>
+                <w:sz w:val="16"/>
+                <w:szCs w:val="16"/>
+              </w:rPr>
+              <w:t xml:space="preserve">5  </w:t>
+            </w:r>
+            <w:r>
+              <w:rPr>
+                <w:sz w:val="16"/>
+                <w:szCs w:val="16"/>
+              </w:rPr>
+              <w:t xml:space="preserve">Cases a year</w:t>
+            </w:r>
+          </w:p>
+        </w:tc>
+        <w:tc>
+          <w:tcPr>
+            <w:tcW w:type="pct" w:w="2500"/>
+            <w:tcMar>
+              <w:top w:type="dxa" w:w="20"/>
+              <w:left w:type="dxa" w:w="80"/>
+              <w:bottom w:type="dxa" w:w="20"/>
+              <w:right w:type="dxa" w:w="80"/>
+            </w:tcMar>
+          </w:tcPr>
+          <w:p>
+            <w:pPr>
+              <w:spacing w:before="12" w:after="12"/>
+            </w:pPr>
+            <w:r>
+              <w:rPr>
+                <w:b/>
+                <w:bCs/>
+                <w:color w:val="8186EF"/>
+                <w:sz w:val="16"/>
+                <w:szCs w:val="16"/>
+              </w:rPr>
+              <w:t xml:space="preserve">10  </w:t>
             </w:r>
             <w:r>
               <w:rPr>
@@ -10024,6 +10618,30 @@
           <w:szCs w:val="15"/>
         </w:rPr>
         <w:t xml:space="preserve">Summary 2   </w:t>
+      </w:r>
+      <w:r>
+        <w:rPr>
+          <w:color w:val="6B7280"/>
+          <w:sz w:val="15"/>
+          <w:szCs w:val="15"/>
+        </w:rPr>
+        <w:t xml:space="preserve">The extra margin on every remaining case is larger than the margin lost on the cases no longer sold.</w:t>
+      </w:r>
+    </w:p>
+    <w:p>
+      <w:pPr>
+        <w:spacing w:before="20" w:after="20"/>
+        <w:ind w:left="240" w:hanging="240"/>
+      </w:pPr>
+      <w:r>
+        <w:rPr>
+          <w:b/>
+          <w:bCs/>
+          <w:color w:val="353A7C"/>
+          <w:sz w:val="15"/>
+          <w:szCs w:val="15"/>
+        </w:rPr>
+        <w:t xml:space="preserve">Summary 3   </w:t>
       </w:r>
       <w:r>
         <w:rPr>

--- a/CMA_Summaries_B3_Ch05.docx
+++ b/CMA_Summaries_B3_Ch05.docx
@@ -315,7 +315,7 @@
           <w:sz w:val="19"/>
           <w:szCs w:val="19"/>
         </w:rPr>
-        <w:t xml:space="preserve"/>
+        <w:t xml:space="preserve">Zero-based budgeting starts from zero every year: each activity must be </w:t>
       </w:r>
       <w:r>
         <w:rPr>
@@ -333,7 +333,7 @@
           <w:sz w:val="19"/>
           <w:szCs w:val="19"/>
         </w:rPr>
-        <w:t xml:space="preserve">            </w:t>
+        <w:t xml:space="preserve">           </w:t>
       </w:r>
       <w:r>
         <w:rPr>
@@ -347,7 +347,14 @@
           <w:sz w:val="19"/>
           <w:szCs w:val="19"/>
         </w:rPr>
-        <w:t xml:space="preserve"> budgeting starts from zero every year: each activity must be </w:t>
+        <w:t xml:space="preserve"> again, as if it were new. </w:t>
+      </w:r>
+      <w:r>
+        <w:rPr>
+          <w:sz w:val="19"/>
+          <w:szCs w:val="19"/>
+        </w:rPr>
+        <w:t xml:space="preserve">It suits </w:t>
       </w:r>
       <w:r>
         <w:rPr>
@@ -365,7 +372,7 @@
           <w:sz w:val="19"/>
           <w:szCs w:val="19"/>
         </w:rPr>
-        <w:t xml:space="preserve">           </w:t>
+        <w:t xml:space="preserve">               </w:t>
       </w:r>
       <w:r>
         <w:rPr>
@@ -379,14 +386,7 @@
           <w:sz w:val="19"/>
           <w:szCs w:val="19"/>
         </w:rPr>
-        <w:t xml:space="preserve"> again, as if it were new. </w:t>
-      </w:r>
-      <w:r>
-        <w:rPr>
-          <w:sz w:val="19"/>
-          <w:szCs w:val="19"/>
-        </w:rPr>
-        <w:t xml:space="preserve">It suits </w:t>
+        <w:t xml:space="preserve"> costs, such as </w:t>
       </w:r>
       <w:r>
         <w:rPr>
@@ -404,7 +404,7 @@
           <w:sz w:val="19"/>
           <w:szCs w:val="19"/>
         </w:rPr>
-        <w:t xml:space="preserve">               </w:t>
+        <w:t xml:space="preserve">             </w:t>
       </w:r>
       <w:r>
         <w:rPr>
@@ -418,7 +418,14 @@
           <w:sz w:val="19"/>
           <w:szCs w:val="19"/>
         </w:rPr>
-        <w:t xml:space="preserve"> costs, such as </w:t>
+        <w:t xml:space="preserve"> services, where spending can grow without a clear reason. </w:t>
+      </w:r>
+      <w:r>
+        <w:rPr>
+          <w:sz w:val="19"/>
+          <w:szCs w:val="19"/>
+        </w:rPr>
+        <w:t xml:space="preserve">The budget is built from </w:t>
       </w:r>
       <w:r>
         <w:rPr>
@@ -436,7 +443,7 @@
           <w:sz w:val="19"/>
           <w:szCs w:val="19"/>
         </w:rPr>
-        <w:t xml:space="preserve">             </w:t>
+        <w:t xml:space="preserve">           </w:t>
       </w:r>
       <w:r>
         <w:rPr>
@@ -450,14 +457,14 @@
           <w:sz w:val="19"/>
           <w:szCs w:val="19"/>
         </w:rPr>
-        <w:t xml:space="preserve"> services, where spending can grow without a clear reason. </w:t>
-      </w:r>
-      <w:r>
-        <w:rPr>
-          <w:sz w:val="19"/>
-          <w:szCs w:val="19"/>
-        </w:rPr>
-        <w:t xml:space="preserve">The budget is built from </w:t>
+        <w:t xml:space="preserve"> packages. </w:t>
+      </w:r>
+      <w:r>
+        <w:rPr>
+          <w:sz w:val="19"/>
+          <w:szCs w:val="19"/>
+        </w:rPr>
+        <w:t xml:space="preserve">Each package describes an activity, its cost and its benefit; managers rank the packages, and top </w:t>
       </w:r>
       <w:r>
         <w:rPr>
@@ -475,7 +482,7 @@
           <w:sz w:val="19"/>
           <w:szCs w:val="19"/>
         </w:rPr>
-        <w:t xml:space="preserve">           </w:t>
+        <w:t xml:space="preserve">            </w:t>
       </w:r>
       <w:r>
         <w:rPr>
@@ -489,14 +496,7 @@
           <w:sz w:val="19"/>
           <w:szCs w:val="19"/>
         </w:rPr>
-        <w:t xml:space="preserve"> packages. </w:t>
-      </w:r>
-      <w:r>
-        <w:rPr>
-          <w:sz w:val="19"/>
-          <w:szCs w:val="19"/>
-        </w:rPr>
-        <w:t xml:space="preserve">Each package describes an activity, its cost and its benefit; managers rank the packages, and top management funds them down the ranking until the money runs out. </w:t>
+        <w:t xml:space="preserve"> funds them down the ranking until the money runs out. </w:t>
       </w:r>
     </w:p>
     <w:tbl>
@@ -554,7 +554,7 @@
                 <w:sz w:val="16"/>
                 <w:szCs w:val="16"/>
               </w:rPr>
-              <w:t xml:space="preserve">decision   ·   figures   ·   packages   ·   subtracts   ·   discretionary   ·   Zero-based   ·   head-office   ·   justified</w:t>
+              <w:t xml:space="preserve">management   ·   figures   ·   packages   ·   subtracts   ·   head-office   ·   justified   ·   decision   ·   discretionary</w:t>
             </w:r>
           </w:p>
         </w:tc>
@@ -825,7 +825,7 @@
       <w:r>
         <w:drawing>
           <wp:inline distT="0" distB="0" distL="0" distR="0">
-            <wp:extent cx="5734050" cy="2851925"/>
+            <wp:extent cx="5734050" cy="3727125"/>
             <wp:effectExtent t="0" r="0" b="0" l="0"/>
             <wp:docPr id="1" name="" descr="" title=""/>
             <wp:cNvGraphicFramePr>
@@ -850,7 +850,7 @@
                   <pic:spPr bwMode="auto">
                     <a:xfrm>
                       <a:off x="0" y="0"/>
-                      <a:ext cx="5734050" cy="2851925"/>
+                      <a:ext cx="5734050" cy="3727125"/>
                     </a:xfrm>
                     <a:prstGeom prst="rect">
                       <a:avLst/>
@@ -1018,7 +1018,14 @@
           <w:sz w:val="19"/>
           <w:szCs w:val="19"/>
         </w:rPr>
-        <w:t xml:space="preserve">A zero-based budget uses the </w:t>
+        <w:t xml:space="preserve">A zero-based budget uses the approved amount of each package. </w:t>
+      </w:r>
+      <w:r>
+        <w:rPr>
+          <w:sz w:val="19"/>
+          <w:szCs w:val="19"/>
+        </w:rPr>
+        <w:t xml:space="preserve">An </w:t>
       </w:r>
       <w:r>
         <w:rPr>
@@ -1050,14 +1057,7 @@
           <w:sz w:val="19"/>
           <w:szCs w:val="19"/>
         </w:rPr>
-        <w:t xml:space="preserve"> amount of each package. </w:t>
-      </w:r>
-      <w:r>
-        <w:rPr>
-          <w:sz w:val="19"/>
-          <w:szCs w:val="19"/>
-        </w:rPr>
-        <w:t xml:space="preserve">An answer that adds the </w:t>
+        <w:t xml:space="preserve"> that adds the requested </w:t>
       </w:r>
       <w:r>
         <w:rPr>
@@ -1089,7 +1089,7 @@
           <w:sz w:val="19"/>
           <w:szCs w:val="19"/>
         </w:rPr>
-        <w:t xml:space="preserve"> amounts, or starts from last year's total, has not used zero-based budgeting. </w:t>
+        <w:t xml:space="preserve">, or starts from last year's total, has not used zero-based budgeting. </w:t>
       </w:r>
     </w:p>
     <w:tbl>
@@ -1147,13 +1147,25 @@
                 <w:sz w:val="16"/>
                 <w:szCs w:val="16"/>
               </w:rPr>
-              <w:t xml:space="preserve">approved   ·   decision   ·   requested</w:t>
+              <w:t xml:space="preserve">answer   ·   benefit   ·   amounts</w:t>
             </w:r>
           </w:p>
         </w:tc>
       </w:tr>
     </w:tbl>
     <w:p/>
+    <w:p>
+      <w:pPr>
+        <w:pageBreakBefore w:val="true"/>
+        <w:spacing w:after="0"/>
+      </w:pPr>
+      <w:r>
+        <w:rPr>
+          <w:sz w:val="2"/>
+        </w:rPr>
+        <w:t xml:space="preserve"> </w:t>
+      </w:r>
+    </w:p>
     <w:p>
       <w:pPr>
         <w:spacing w:before="44" w:after="10"/>
@@ -1290,18 +1302,6 @@
       </w:tr>
     </w:tbl>
     <w:p/>
-    <w:p>
-      <w:pPr>
-        <w:pageBreakBefore w:val="true"/>
-        <w:spacing w:after="0"/>
-      </w:pPr>
-      <w:r>
-        <w:rPr>
-          <w:sz w:val="2"/>
-        </w:rPr>
-        <w:t xml:space="preserve"> </w:t>
-      </w:r>
-    </w:p>
     <w:tbl>
       <w:tblPr>
         <w:tblW w:type="pct" w:w="100%"/>
@@ -1994,7 +1994,7 @@
                 <w:sz w:val="16"/>
                 <w:szCs w:val="16"/>
               </w:rPr>
-              <w:t xml:space="preserve">Zero-based</w:t>
+              <w:t xml:space="preserve">justified</w:t>
             </w:r>
           </w:p>
         </w:tc>
@@ -2027,7 +2027,7 @@
                 <w:sz w:val="16"/>
                 <w:szCs w:val="16"/>
               </w:rPr>
-              <w:t xml:space="preserve">approved</w:t>
+              <w:t xml:space="preserve">answer</w:t>
             </w:r>
           </w:p>
         </w:tc>
@@ -2062,7 +2062,7 @@
                 <w:sz w:val="16"/>
                 <w:szCs w:val="16"/>
               </w:rPr>
-              <w:t xml:space="preserve">justified</w:t>
+              <w:t xml:space="preserve">discretionary</w:t>
             </w:r>
           </w:p>
         </w:tc>
@@ -2095,7 +2095,7 @@
                 <w:sz w:val="16"/>
                 <w:szCs w:val="16"/>
               </w:rPr>
-              <w:t xml:space="preserve">requested</w:t>
+              <w:t xml:space="preserve">amounts</w:t>
             </w:r>
           </w:p>
         </w:tc>
@@ -2130,7 +2130,7 @@
                 <w:sz w:val="16"/>
                 <w:szCs w:val="16"/>
               </w:rPr>
-              <w:t xml:space="preserve">discretionary</w:t>
+              <w:t xml:space="preserve">head-office</w:t>
             </w:r>
           </w:p>
         </w:tc>
@@ -2198,7 +2198,7 @@
                 <w:sz w:val="16"/>
                 <w:szCs w:val="16"/>
               </w:rPr>
-              <w:t xml:space="preserve">head-office</w:t>
+              <w:t xml:space="preserve">decision</w:t>
             </w:r>
           </w:p>
         </w:tc>
@@ -2266,7 +2266,7 @@
                 <w:sz w:val="16"/>
                 <w:szCs w:val="16"/>
               </w:rPr>
-              <w:t xml:space="preserve">decision</w:t>
+              <w:t xml:space="preserve">management</w:t>
             </w:r>
           </w:p>
         </w:tc>
@@ -2649,7 +2649,7 @@
           <w:sz w:val="19"/>
           <w:szCs w:val="19"/>
         </w:rPr>
-        <w:t xml:space="preserve">The </w:t>
+        <w:t xml:space="preserve">The quarters in </w:t>
       </w:r>
       <w:r>
         <w:rPr>
@@ -2681,7 +2681,7 @@
           <w:sz w:val="19"/>
           <w:szCs w:val="19"/>
         </w:rPr>
-        <w:t xml:space="preserve"> in between are also revised with the latest </w:t>
+        <w:t xml:space="preserve"> are also revised with the latest </w:t>
       </w:r>
       <w:r>
         <w:rPr>
@@ -2720,7 +2720,7 @@
           <w:sz w:val="19"/>
           <w:szCs w:val="19"/>
         </w:rPr>
-        <w:t xml:space="preserve">The </w:t>
+        <w:t xml:space="preserve">The December budget </w:t>
       </w:r>
       <w:r>
         <w:rPr>
@@ -2752,7 +2752,7 @@
           <w:sz w:val="19"/>
           <w:szCs w:val="19"/>
         </w:rPr>
-        <w:t xml:space="preserve"> budget planned 900,000 cases for 2028. </w:t>
+        <w:t xml:space="preserve"> 900,000 cases for 2028. </w:t>
       </w:r>
       <w:r>
         <w:rPr>
@@ -2817,7 +2817,7 @@
                 <w:sz w:val="16"/>
                 <w:szCs w:val="16"/>
               </w:rPr>
-              <w:t xml:space="preserve">dropped   ·   December   ·   quarters   ·   fast-changing   ·   usually   ·   information   ·   continuous   ·   performance</w:t>
+              <w:t xml:space="preserve">dropped   ·   planned   ·   between   ·   fast-changing   ·   usually   ·   information   ·   continuous   ·   quarter</w:t>
             </w:r>
           </w:p>
         </w:tc>
@@ -3460,7 +3460,7 @@
                 <w:sz w:val="16"/>
                 <w:szCs w:val="16"/>
               </w:rPr>
-              <w:t xml:space="preserve">zero-based budgeting   ·   (done)</w:t>
+              <w:t xml:space="preserve">incremental budgeting   ·   (done)</w:t>
             </w:r>
           </w:p>
         </w:tc>
@@ -3951,7 +3951,7 @@
                 <w:sz w:val="16"/>
                 <w:szCs w:val="16"/>
               </w:rPr>
-              <w:t xml:space="preserve">December</w:t>
+              <w:t xml:space="preserve">planned</w:t>
             </w:r>
           </w:p>
         </w:tc>
@@ -4190,7 +4190,7 @@
                 <w:sz w:val="16"/>
                 <w:szCs w:val="16"/>
               </w:rPr>
-              <w:t xml:space="preserve">quarters</w:t>
+              <w:t xml:space="preserve">between</w:t>
             </w:r>
           </w:p>
         </w:tc>
@@ -4455,7 +4455,7 @@
           <w:sz w:val="16"/>
           <w:szCs w:val="16"/>
         </w:rPr>
-        <w:t xml:space="preserve">      gaps 1–8</w:t>
+        <w:t xml:space="preserve">      gaps 1–6</w:t>
       </w:r>
     </w:p>
     <w:p>
@@ -4539,7 +4539,14 @@
           <w:sz w:val="19"/>
           <w:szCs w:val="19"/>
         </w:rPr>
-        <w:t xml:space="preserve">A </w:t>
+        <w:t xml:space="preserve">A flexible budget can be prepared for any level, using the cost formula of each cost: fixed cost plus variable cost per unit. </w:t>
+      </w:r>
+      <w:r>
+        <w:rPr>
+          <w:sz w:val="19"/>
+          <w:szCs w:val="19"/>
+        </w:rPr>
+        <w:t xml:space="preserve">It is used mainly to </w:t>
       </w:r>
       <w:r>
         <w:rPr>
@@ -4571,14 +4578,14 @@
           <w:sz w:val="19"/>
           <w:szCs w:val="19"/>
         </w:rPr>
-        <w:t xml:space="preserve"> budget can be prepared for any level, using the cost formula of each cost: fixed cost plus variable cost per unit. </w:t>
-      </w:r>
-      <w:r>
-        <w:rPr>
-          <w:sz w:val="19"/>
-          <w:szCs w:val="19"/>
-        </w:rPr>
-        <w:t xml:space="preserve">It is used mainly to </w:t>
+        <w:t xml:space="preserve"> actual costs with what they should have been at the actual volume. </w:t>
+      </w:r>
+      <w:r>
+        <w:rPr>
+          <w:sz w:val="19"/>
+          <w:szCs w:val="19"/>
+        </w:rPr>
+        <w:t xml:space="preserve">The </w:t>
       </w:r>
       <w:r>
         <w:rPr>
@@ -4610,7 +4617,14 @@
           <w:sz w:val="19"/>
           <w:szCs w:val="19"/>
         </w:rPr>
-        <w:t xml:space="preserve"> actual costs with what they </w:t>
+        <w:t xml:space="preserve"> cost formula for a month is $350,000 of fixed costs plus $11.80 of variable cost per case. </w:t>
+      </w:r>
+      <w:r>
+        <w:rPr>
+          <w:sz w:val="19"/>
+          <w:szCs w:val="19"/>
+        </w:rPr>
+        <w:t xml:space="preserve">The variable cost is $10.60 of </w:t>
       </w:r>
       <w:r>
         <w:rPr>
@@ -4628,7 +4642,7 @@
           <w:sz w:val="19"/>
           <w:szCs w:val="19"/>
         </w:rPr>
-        <w:t xml:space="preserve">           </w:t>
+        <w:t xml:space="preserve">               </w:t>
       </w:r>
       <w:r>
         <w:rPr>
@@ -4642,14 +4656,7 @@
           <w:sz w:val="19"/>
           <w:szCs w:val="19"/>
         </w:rPr>
-        <w:t xml:space="preserve"> have been at the actual volume. </w:t>
-      </w:r>
-      <w:r>
-        <w:rPr>
-          <w:sz w:val="19"/>
-          <w:szCs w:val="19"/>
-        </w:rPr>
-        <w:t xml:space="preserve">The </w:t>
+        <w:t xml:space="preserve"> cost from the Book 2 card and $1.20 of </w:t>
       </w:r>
       <w:r>
         <w:rPr>
@@ -4660,77 +4667,6 @@
           <w:szCs w:val="15"/>
         </w:rPr>
         <w:t xml:space="preserve"> (6) </w:t>
-      </w:r>
-      <w:r>
-        <w:rPr>
-          <w:u w:val="single"/>
-          <w:sz w:val="19"/>
-          <w:szCs w:val="19"/>
-        </w:rPr>
-        <w:t xml:space="preserve">           </w:t>
-      </w:r>
-      <w:r>
-        <w:rPr>
-          <w:sz w:val="19"/>
-          <w:szCs w:val="19"/>
-        </w:rPr>
-        <w:t xml:space="preserve"> </w:t>
-      </w:r>
-      <w:r>
-        <w:rPr>
-          <w:sz w:val="19"/>
-          <w:szCs w:val="19"/>
-        </w:rPr>
-        <w:t xml:space="preserve"> cost formula for a month is $350,000 of fixed costs plus $11.80 of variable cost per case. </w:t>
-      </w:r>
-      <w:r>
-        <w:rPr>
-          <w:sz w:val="19"/>
-          <w:szCs w:val="19"/>
-        </w:rPr>
-        <w:t xml:space="preserve">The variable cost is $10.60 of </w:t>
-      </w:r>
-      <w:r>
-        <w:rPr>
-          <w:b/>
-          <w:bCs/>
-          <w:color w:val="8186EF"/>
-          <w:sz w:val="15"/>
-          <w:szCs w:val="15"/>
-        </w:rPr>
-        <w:t xml:space="preserve"> (7) </w:t>
-      </w:r>
-      <w:r>
-        <w:rPr>
-          <w:u w:val="single"/>
-          <w:sz w:val="19"/>
-          <w:szCs w:val="19"/>
-        </w:rPr>
-        <w:t xml:space="preserve">               </w:t>
-      </w:r>
-      <w:r>
-        <w:rPr>
-          <w:sz w:val="19"/>
-          <w:szCs w:val="19"/>
-        </w:rPr>
-        <w:t xml:space="preserve"> </w:t>
-      </w:r>
-      <w:r>
-        <w:rPr>
-          <w:sz w:val="19"/>
-          <w:szCs w:val="19"/>
-        </w:rPr>
-        <w:t xml:space="preserve"> cost from the Book 2 card and $1.20 of </w:t>
-      </w:r>
-      <w:r>
-        <w:rPr>
-          <w:b/>
-          <w:bCs/>
-          <w:color w:val="8186EF"/>
-          <w:sz w:val="15"/>
-          <w:szCs w:val="15"/>
-        </w:rPr>
-        <w:t xml:space="preserve"> (8) </w:t>
       </w:r>
       <w:r>
         <w:rPr>
@@ -4810,7 +4746,7 @@
                 <w:sz w:val="16"/>
                 <w:szCs w:val="16"/>
               </w:rPr>
-              <w:t xml:space="preserve">selling   ·   prepared   ·   should   ·   compare   ·   activity   ·   Beverages   ·   flexible   ·   static   ·   manufacturing</w:t>
+              <w:t xml:space="preserve">activity   ·   manufacturing   ·   selling   ·   compare   ·   static   ·   Beverages   ·   therefore</w:t>
             </w:r>
           </w:p>
         </w:tc>
@@ -4884,7 +4820,7 @@
           <w:sz w:val="16"/>
           <w:szCs w:val="16"/>
         </w:rPr>
-        <w:t xml:space="preserve">      gaps 9–10</w:t>
+        <w:t xml:space="preserve">      gaps 7–8</w:t>
       </w:r>
     </w:p>
     <w:p>
@@ -4907,7 +4843,7 @@
           <w:sz w:val="15"/>
           <w:szCs w:val="15"/>
         </w:rPr>
-        <w:t xml:space="preserve"> (9) </w:t>
+        <w:t xml:space="preserve"> (7) </w:t>
       </w:r>
       <w:r>
         <w:rPr>
@@ -4939,7 +4875,7 @@
           <w:sz w:val="15"/>
           <w:szCs w:val="15"/>
         </w:rPr>
-        <w:t xml:space="preserve"> (10) </w:t>
+        <w:t xml:space="preserve"> (8) </w:t>
       </w:r>
       <w:r>
         <w:rPr>
@@ -5062,7 +4998,7 @@
       <w:r>
         <w:drawing>
           <wp:inline distT="0" distB="0" distL="0" distR="0">
-            <wp:extent cx="5734050" cy="2248350"/>
+            <wp:extent cx="5734050" cy="3666775"/>
             <wp:effectExtent t="0" r="0" b="0" l="0"/>
             <wp:docPr id="1" name="" descr="" title=""/>
             <wp:cNvGraphicFramePr>
@@ -5087,7 +5023,7 @@
                   <pic:spPr bwMode="auto">
                     <a:xfrm>
                       <a:off x="0" y="0"/>
-                      <a:ext cx="5734050" cy="2248350"/>
+                      <a:ext cx="5734050" cy="3666775"/>
                     </a:xfrm>
                     <a:prstGeom prst="rect">
                       <a:avLst/>
@@ -5211,6 +5147,18 @@
     <w:p/>
     <w:p>
       <w:pPr>
+        <w:pageBreakBefore w:val="true"/>
+        <w:spacing w:after="0"/>
+      </w:pPr>
+      <w:r>
+        <w:rPr>
+          <w:sz w:val="2"/>
+        </w:rPr>
+        <w:t xml:space="preserve"> </w:t>
+      </w:r>
+    </w:p>
+    <w:p>
+      <w:pPr>
         <w:spacing w:before="44" w:after="14"/>
       </w:pPr>
       <w:r>
@@ -5229,7 +5177,7 @@
           <w:sz w:val="16"/>
           <w:szCs w:val="16"/>
         </w:rPr>
-        <w:t xml:space="preserve">      gaps 13–14</w:t>
+        <w:t xml:space="preserve">      gaps 11–12</w:t>
       </w:r>
     </w:p>
     <w:p>
@@ -5249,7 +5197,7 @@
           <w:sz w:val="19"/>
           <w:szCs w:val="19"/>
         </w:rPr>
-        <w:t xml:space="preserve">Each extra case adds $8.20 of </w:t>
+        <w:t xml:space="preserve">Each extra case adds $8.20 of operating income, </w:t>
       </w:r>
       <w:r>
         <w:rPr>
@@ -5259,7 +5207,7 @@
           <w:sz w:val="15"/>
           <w:szCs w:val="15"/>
         </w:rPr>
-        <w:t xml:space="preserve"> (13) </w:t>
+        <w:t xml:space="preserve"> (11) </w:t>
       </w:r>
       <w:r>
         <w:rPr>
@@ -5281,7 +5229,7 @@
           <w:sz w:val="19"/>
           <w:szCs w:val="19"/>
         </w:rPr>
-        <w:t xml:space="preserve"> income, because fixed costs do not change. </w:t>
+        <w:t xml:space="preserve"> fixed costs do not change. </w:t>
       </w:r>
       <w:r>
         <w:rPr>
@@ -5298,7 +5246,7 @@
           <w:sz w:val="15"/>
           <w:szCs w:val="15"/>
         </w:rPr>
-        <w:t xml:space="preserve"> (14) </w:t>
+        <w:t xml:space="preserve"> (12) </w:t>
       </w:r>
       <w:r>
         <w:rPr>
@@ -5378,25 +5326,13 @@
                 <w:sz w:val="16"/>
                 <w:szCs w:val="16"/>
               </w:rPr>
-              <w:t xml:space="preserve">operating   ·   therefore   ·   variable</w:t>
+              <w:t xml:space="preserve">because   ·   therefore   ·   variable</w:t>
             </w:r>
           </w:p>
         </w:tc>
       </w:tr>
     </w:tbl>
     <w:p/>
-    <w:p>
-      <w:pPr>
-        <w:pageBreakBefore w:val="true"/>
-        <w:spacing w:after="0"/>
-      </w:pPr>
-      <w:r>
-        <w:rPr>
-          <w:sz w:val="2"/>
-        </w:rPr>
-        <w:t xml:space="preserve"> </w:t>
-      </w:r>
-    </w:p>
     <w:p>
       <w:pPr>
         <w:spacing w:before="44" w:after="10"/>
@@ -5911,14 +5847,14 @@
                 <w:sz w:val="16"/>
                 <w:szCs w:val="16"/>
               </w:rPr>
-              <w:t xml:space="preserve">9  </w:t>
-            </w:r>
-            <w:r>
-              <w:rPr>
-                <w:sz w:val="16"/>
-                <w:szCs w:val="16"/>
-              </w:rPr>
-              <w:t xml:space="preserve">variable</w:t>
+              <w:t xml:space="preserve">8  </w:t>
+            </w:r>
+            <w:r>
+              <w:rPr>
+                <w:sz w:val="16"/>
+                <w:szCs w:val="16"/>
+              </w:rPr>
+              <w:t xml:space="preserve">operating</w:t>
             </w:r>
           </w:p>
         </w:tc>
@@ -5979,14 +5915,14 @@
                 <w:sz w:val="16"/>
                 <w:szCs w:val="16"/>
               </w:rPr>
-              <w:t xml:space="preserve">10  </w:t>
-            </w:r>
-            <w:r>
-              <w:rPr>
-                <w:sz w:val="16"/>
-                <w:szCs w:val="16"/>
-              </w:rPr>
-              <w:t xml:space="preserve">operating</w:t>
+              <w:t xml:space="preserve">9  </w:t>
+            </w:r>
+            <w:r>
+              <w:rPr>
+                <w:sz w:val="16"/>
+                <w:szCs w:val="16"/>
+              </w:rPr>
+              <w:t xml:space="preserve">Contribution margin</w:t>
             </w:r>
           </w:p>
         </w:tc>
@@ -6021,7 +5957,7 @@
                 <w:sz w:val="16"/>
                 <w:szCs w:val="16"/>
               </w:rPr>
-              <w:t xml:space="preserve">flexible</w:t>
+              <w:t xml:space="preserve">compare</w:t>
             </w:r>
           </w:p>
         </w:tc>
@@ -6047,14 +5983,14 @@
                 <w:sz w:val="16"/>
                 <w:szCs w:val="16"/>
               </w:rPr>
-              <w:t xml:space="preserve">11  </w:t>
-            </w:r>
-            <w:r>
-              <w:rPr>
-                <w:sz w:val="16"/>
-                <w:szCs w:val="16"/>
-              </w:rPr>
-              <w:t xml:space="preserve">Contribution margin</w:t>
+              <w:t xml:space="preserve">10  </w:t>
+            </w:r>
+            <w:r>
+              <w:rPr>
+                <w:sz w:val="16"/>
+                <w:szCs w:val="16"/>
+              </w:rPr>
+              <w:t xml:space="preserve">Fixed costs</w:t>
             </w:r>
           </w:p>
         </w:tc>
@@ -6089,7 +6025,7 @@
                 <w:sz w:val="16"/>
                 <w:szCs w:val="16"/>
               </w:rPr>
-              <w:t xml:space="preserve">compare</w:t>
+              <w:t xml:space="preserve">Beverages</w:t>
             </w:r>
           </w:p>
         </w:tc>
@@ -6115,14 +6051,14 @@
                 <w:sz w:val="16"/>
                 <w:szCs w:val="16"/>
               </w:rPr>
-              <w:t xml:space="preserve">12  </w:t>
-            </w:r>
-            <w:r>
-              <w:rPr>
-                <w:sz w:val="16"/>
-                <w:szCs w:val="16"/>
-              </w:rPr>
-              <w:t xml:space="preserve">Fixed costs</w:t>
+              <w:t xml:space="preserve">11  </w:t>
+            </w:r>
+            <w:r>
+              <w:rPr>
+                <w:sz w:val="16"/>
+                <w:szCs w:val="16"/>
+              </w:rPr>
+              <w:t xml:space="preserve">because</w:t>
             </w:r>
           </w:p>
         </w:tc>
@@ -6157,7 +6093,7 @@
                 <w:sz w:val="16"/>
                 <w:szCs w:val="16"/>
               </w:rPr>
-              <w:t xml:space="preserve">should</w:t>
+              <w:t xml:space="preserve">manufacturing</w:t>
             </w:r>
           </w:p>
         </w:tc>
@@ -6183,14 +6119,14 @@
                 <w:sz w:val="16"/>
                 <w:szCs w:val="16"/>
               </w:rPr>
-              <w:t xml:space="preserve">13  </w:t>
-            </w:r>
-            <w:r>
-              <w:rPr>
-                <w:sz w:val="16"/>
-                <w:szCs w:val="16"/>
-              </w:rPr>
-              <w:t xml:space="preserve">operating</w:t>
+              <w:t xml:space="preserve">12  </w:t>
+            </w:r>
+            <w:r>
+              <w:rPr>
+                <w:sz w:val="16"/>
+                <w:szCs w:val="16"/>
+              </w:rPr>
+              <w:t xml:space="preserve">therefore</w:t>
             </w:r>
           </w:p>
         </w:tc>
@@ -6225,7 +6161,7 @@
                 <w:sz w:val="16"/>
                 <w:szCs w:val="16"/>
               </w:rPr>
-              <w:t xml:space="preserve">Beverages</w:t>
+              <w:t xml:space="preserve">selling</w:t>
             </w:r>
           </w:p>
         </w:tc>
@@ -6251,14 +6187,14 @@
                 <w:sz w:val="16"/>
                 <w:szCs w:val="16"/>
               </w:rPr>
-              <w:t xml:space="preserve">14  </w:t>
-            </w:r>
-            <w:r>
-              <w:rPr>
-                <w:sz w:val="16"/>
-                <w:szCs w:val="16"/>
-              </w:rPr>
-              <w:t xml:space="preserve">therefore</w:t>
+              <w:t xml:space="preserve">13  </w:t>
+            </w:r>
+            <w:r>
+              <w:rPr>
+                <w:sz w:val="16"/>
+                <w:szCs w:val="16"/>
+              </w:rPr>
+              <w:t xml:space="preserve">flexible budget</w:t>
             </w:r>
           </w:p>
         </w:tc>
@@ -6293,7 +6229,7 @@
                 <w:sz w:val="16"/>
                 <w:szCs w:val="16"/>
               </w:rPr>
-              <w:t xml:space="preserve">manufacturing</w:t>
+              <w:t xml:space="preserve">variable</w:t>
             </w:r>
           </w:p>
         </w:tc>
@@ -6319,75 +6255,7 @@
                 <w:sz w:val="16"/>
                 <w:szCs w:val="16"/>
               </w:rPr>
-              <w:t xml:space="preserve">15  </w:t>
-            </w:r>
-            <w:r>
-              <w:rPr>
-                <w:sz w:val="16"/>
-                <w:szCs w:val="16"/>
-              </w:rPr>
-              <w:t xml:space="preserve">flexible budget</w:t>
-            </w:r>
-          </w:p>
-        </w:tc>
-      </w:tr>
-      <w:tr>
-        <w:tc>
-          <w:tcPr>
-            <w:tcW w:type="pct" w:w="2500"/>
-            <w:tcMar>
-              <w:top w:type="dxa" w:w="20"/>
-              <w:left w:type="dxa" w:w="80"/>
-              <w:bottom w:type="dxa" w:w="20"/>
-              <w:right w:type="dxa" w:w="80"/>
-            </w:tcMar>
-          </w:tcPr>
-          <w:p>
-            <w:pPr>
-              <w:spacing w:before="12" w:after="12"/>
-            </w:pPr>
-            <w:r>
-              <w:rPr>
-                <w:b/>
-                <w:bCs/>
-                <w:color w:val="8186EF"/>
-                <w:sz w:val="16"/>
-                <w:szCs w:val="16"/>
-              </w:rPr>
-              <w:t xml:space="preserve">8  </w:t>
-            </w:r>
-            <w:r>
-              <w:rPr>
-                <w:sz w:val="16"/>
-                <w:szCs w:val="16"/>
-              </w:rPr>
-              <w:t xml:space="preserve">selling</w:t>
-            </w:r>
-          </w:p>
-        </w:tc>
-        <w:tc>
-          <w:tcPr>
-            <w:tcW w:type="pct" w:w="2500"/>
-            <w:tcMar>
-              <w:top w:type="dxa" w:w="20"/>
-              <w:left w:type="dxa" w:w="80"/>
-              <w:bottom w:type="dxa" w:w="20"/>
-              <w:right w:type="dxa" w:w="80"/>
-            </w:tcMar>
-          </w:tcPr>
-          <w:p>
-            <w:pPr>
-              <w:spacing w:before="12" w:after="12"/>
-            </w:pPr>
-            <w:r>
-              <w:rPr>
-                <w:b/>
-                <w:bCs/>
-                <w:color w:val="8186EF"/>
-                <w:sz w:val="16"/>
-                <w:szCs w:val="16"/>
-              </w:rPr>
-              <w:t xml:space="preserve">16  </w:t>
+              <w:t xml:space="preserve">14  </w:t>
             </w:r>
             <w:r>
               <w:rPr>
@@ -6600,8 +6468,8 @@
       </w:tblPr>
       <w:tblGrid>
         <w:gridCol w:w="4224"/>
-        <w:gridCol w:w="3799"/>
-        <w:gridCol w:w="1577"/>
+        <w:gridCol w:w="3921"/>
+        <w:gridCol w:w="1455"/>
       </w:tblGrid>
       <w:tr>
         <w:tc>
@@ -6663,7 +6531,7 @@
         </w:tc>
         <w:tc>
           <w:tcPr>
-            <w:tcW w:type="pct" w:w="1979"/>
+            <w:tcW w:type="pct" w:w="2042"/>
             <w:shd w:fill="353A7C" w:val="clear"/>
             <w:tcMar>
               <w:top w:type="dxa" w:w="50"/>
@@ -6690,7 +6558,7 @@
         </w:tc>
         <w:tc>
           <w:tcPr>
-            <w:tcW w:type="pct" w:w="821"/>
+            <w:tcW w:type="pct" w:w="758"/>
             <w:shd w:fill="353A7C" w:val="clear"/>
             <w:tcMar>
               <w:top w:type="dxa" w:w="50"/>
@@ -6742,7 +6610,7 @@
         </w:tc>
         <w:tc>
           <w:tcPr>
-            <w:tcW w:type="pct" w:w="1979"/>
+            <w:tcW w:type="pct" w:w="2042"/>
             <w:shd w:fill="FFFFFF" w:val="clear"/>
             <w:tcMar>
               <w:top w:type="dxa" w:w="50"/>
@@ -6769,7 +6637,7 @@
         </w:tc>
         <w:tc>
           <w:tcPr>
-            <w:tcW w:type="pct" w:w="821"/>
+            <w:tcW w:type="pct" w:w="758"/>
             <w:tcMar>
               <w:top w:type="dxa" w:w="50"/>
               <w:left w:type="dxa" w:w="110"/>
@@ -6818,8 +6686,8 @@
         </w:tc>
         <w:tc>
           <w:tcPr>
-            <w:tcW w:type="pct" w:w="1979"/>
-            <w:shd w:fill="FFFFFF" w:val="clear"/>
+            <w:tcW w:type="pct" w:w="2042"/>
+            <w:shd w:fill="FBFAF6" w:val="clear"/>
             <w:tcMar>
               <w:top w:type="dxa" w:w="50"/>
               <w:left w:type="dxa" w:w="110"/>
@@ -6829,24 +6697,21 @@
           </w:tcPr>
           <w:p>
             <w:pPr>
-              <w:spacing w:before="46" w:after="46"/>
-            </w:pPr>
-            <w:r>
-              <w:rPr>
-                <w:b/>
-                <w:bCs/>
-                <w:color w:val="8186EF"/>
-                <w:sz w:val="14"/>
-                <w:szCs w:val="14"/>
-              </w:rPr>
-              <w:t xml:space="preserve">(2)</w:t>
-            </w:r>
-          </w:p>
-        </w:tc>
-        <w:tc>
-          <w:tcPr>
-            <w:tcW w:type="pct" w:w="821"/>
-            <w:shd w:fill="FBFAF6" w:val="clear"/>
+              <w:spacing w:before="28" w:after="28"/>
+            </w:pPr>
+            <w:r>
+              <w:rPr>
+                <w:sz w:val="15"/>
+                <w:szCs w:val="15"/>
+              </w:rPr>
+              <w:t xml:space="preserve">Continuous (rolling) budget</w:t>
+            </w:r>
+          </w:p>
+        </w:tc>
+        <w:tc>
+          <w:tcPr>
+            <w:tcW w:type="pct" w:w="758"/>
+            <w:shd w:fill="FFFFFF" w:val="clear"/>
             <w:tcMar>
               <w:top w:type="dxa" w:w="50"/>
               <w:left w:type="dxa" w:w="110"/>
@@ -6856,14 +6721,17 @@
           </w:tcPr>
           <w:p>
             <w:pPr>
-              <w:spacing w:before="28" w:after="28"/>
-            </w:pPr>
-            <w:r>
-              <w:rPr>
-                <w:sz w:val="15"/>
-                <w:szCs w:val="15"/>
-              </w:rPr>
-              <w:t xml:space="preserve">Beverages sales</w:t>
+              <w:spacing w:before="46" w:after="46"/>
+            </w:pPr>
+            <w:r>
+              <w:rPr>
+                <w:b/>
+                <w:bCs/>
+                <w:color w:val="8186EF"/>
+                <w:sz w:val="14"/>
+                <w:szCs w:val="14"/>
+              </w:rPr>
+              <w:t xml:space="preserve">(2)</w:t>
             </w:r>
           </w:p>
         </w:tc>
@@ -6894,7 +6762,7 @@
         </w:tc>
         <w:tc>
           <w:tcPr>
-            <w:tcW w:type="pct" w:w="1979"/>
+            <w:tcW w:type="pct" w:w="2042"/>
             <w:shd w:fill="FFFFFF" w:val="clear"/>
             <w:tcMar>
               <w:top w:type="dxa" w:w="50"/>
@@ -6921,7 +6789,7 @@
         </w:tc>
         <w:tc>
           <w:tcPr>
-            <w:tcW w:type="pct" w:w="821"/>
+            <w:tcW w:type="pct" w:w="758"/>
             <w:tcMar>
               <w:top w:type="dxa" w:w="50"/>
               <w:left w:type="dxa" w:w="110"/>
@@ -6970,8 +6838,8 @@
         </w:tc>
         <w:tc>
           <w:tcPr>
-            <w:tcW w:type="pct" w:w="1979"/>
-            <w:shd w:fill="FBFAF6" w:val="clear"/>
+            <w:tcW w:type="pct" w:w="2042"/>
+            <w:shd w:fill="FFFFFF" w:val="clear"/>
             <w:tcMar>
               <w:top w:type="dxa" w:w="50"/>
               <w:left w:type="dxa" w:w="110"/>
@@ -6981,21 +6849,24 @@
           </w:tcPr>
           <w:p>
             <w:pPr>
-              <w:spacing w:before="28" w:after="28"/>
-            </w:pPr>
-            <w:r>
-              <w:rPr>
-                <w:sz w:val="15"/>
-                <w:szCs w:val="15"/>
-              </w:rPr>
-              <w:t xml:space="preserve">Project budget (Chapter 4)</w:t>
-            </w:r>
-          </w:p>
-        </w:tc>
-        <w:tc>
-          <w:tcPr>
-            <w:tcW w:type="pct" w:w="821"/>
-            <w:shd w:fill="FFFFFF" w:val="clear"/>
+              <w:spacing w:before="46" w:after="46"/>
+            </w:pPr>
+            <w:r>
+              <w:rPr>
+                <w:b/>
+                <w:bCs/>
+                <w:color w:val="8186EF"/>
+                <w:sz w:val="14"/>
+                <w:szCs w:val="14"/>
+              </w:rPr>
+              <w:t xml:space="preserve">(4)</w:t>
+            </w:r>
+          </w:p>
+        </w:tc>
+        <w:tc>
+          <w:tcPr>
+            <w:tcW w:type="pct" w:w="758"/>
+            <w:shd w:fill="FBFAF6" w:val="clear"/>
             <w:tcMar>
               <w:top w:type="dxa" w:w="50"/>
               <w:left w:type="dxa" w:w="110"/>
@@ -7005,17 +6876,14 @@
           </w:tcPr>
           <w:p>
             <w:pPr>
-              <w:spacing w:before="46" w:after="46"/>
-            </w:pPr>
-            <w:r>
-              <w:rPr>
-                <w:b/>
-                <w:bCs/>
-                <w:color w:val="8186EF"/>
-                <w:sz w:val="14"/>
-                <w:szCs w:val="14"/>
-              </w:rPr>
-              <w:t xml:space="preserve">(4)</w:t>
+              <w:spacing w:before="28" w:after="28"/>
+            </w:pPr>
+            <w:r>
+              <w:rPr>
+                <w:sz w:val="15"/>
+                <w:szCs w:val="15"/>
+              </w:rPr>
+              <w:t xml:space="preserve">Filling line</w:t>
             </w:r>
           </w:p>
         </w:tc>
@@ -7046,8 +6914,7 @@
         </w:tc>
         <w:tc>
           <w:tcPr>
-            <w:tcW w:type="pct" w:w="1979"/>
-            <w:shd w:fill="FFFFFF" w:val="clear"/>
+            <w:tcW w:type="pct" w:w="2042"/>
             <w:tcMar>
               <w:top w:type="dxa" w:w="50"/>
               <w:left w:type="dxa" w:w="110"/>
@@ -7057,23 +6924,21 @@
           </w:tcPr>
           <w:p>
             <w:pPr>
-              <w:spacing w:before="46" w:after="46"/>
-            </w:pPr>
-            <w:r>
-              <w:rPr>
-                <w:b/>
-                <w:bCs/>
-                <w:color w:val="8186EF"/>
-                <w:sz w:val="14"/>
-                <w:szCs w:val="14"/>
-              </w:rPr>
-              <w:t xml:space="preserve">(5)</w:t>
-            </w:r>
-          </w:p>
-        </w:tc>
-        <w:tc>
-          <w:tcPr>
-            <w:tcW w:type="pct" w:w="821"/>
+              <w:spacing w:before="28" w:after="28"/>
+            </w:pPr>
+            <w:r>
+              <w:rPr>
+                <w:sz w:val="15"/>
+                <w:szCs w:val="15"/>
+              </w:rPr>
+              <w:t xml:space="preserve">Activity-based budget (Chapter 4)</w:t>
+            </w:r>
+          </w:p>
+        </w:tc>
+        <w:tc>
+          <w:tcPr>
+            <w:tcW w:type="pct" w:w="758"/>
+            <w:shd w:fill="FFFFFF" w:val="clear"/>
             <w:tcMar>
               <w:top w:type="dxa" w:w="50"/>
               <w:left w:type="dxa" w:w="110"/>
@@ -7083,14 +6948,17 @@
           </w:tcPr>
           <w:p>
             <w:pPr>
-              <w:spacing w:before="28" w:after="28"/>
-            </w:pPr>
-            <w:r>
-              <w:rPr>
-                <w:sz w:val="15"/>
-                <w:szCs w:val="15"/>
-              </w:rPr>
-              <w:t xml:space="preserve">Pulses &amp; Spices</w:t>
+              <w:spacing w:before="46" w:after="46"/>
+            </w:pPr>
+            <w:r>
+              <w:rPr>
+                <w:b/>
+                <w:bCs/>
+                <w:color w:val="8186EF"/>
+                <w:sz w:val="14"/>
+                <w:szCs w:val="14"/>
+              </w:rPr>
+              <w:t xml:space="preserve">(5)</w:t>
             </w:r>
           </w:p>
         </w:tc>
@@ -7152,7 +7020,7 @@
                 <w:sz w:val="16"/>
                 <w:szCs w:val="16"/>
               </w:rPr>
-              <w:t xml:space="preserve">Filling line   ·   Beverages sales   ·   Zero-based budget   ·   Flexible budget   ·   Continuous (rolling) budget   ·   Activity-based budget (Chapter 4)</w:t>
+              <w:t xml:space="preserve">Project budget (Chapter 4)   ·   Beverages plant   ·   Zero-based budget   ·   Flexible budget   ·   Beverages sales   ·   Pulses &amp; Spices</w:t>
             </w:r>
           </w:p>
         </w:tc>
@@ -7854,7 +7722,7 @@
           <w:sz w:val="19"/>
           <w:szCs w:val="19"/>
         </w:rPr>
-        <w:t xml:space="preserve">It also reviews head office on a </w:t>
+        <w:t xml:space="preserve">It also </w:t>
       </w:r>
       <w:r>
         <w:rPr>
@@ -7872,7 +7740,7 @@
           <w:sz w:val="19"/>
           <w:szCs w:val="19"/>
         </w:rPr>
-        <w:t xml:space="preserve">            </w:t>
+        <w:t xml:space="preserve">           </w:t>
       </w:r>
       <w:r>
         <w:rPr>
@@ -7886,7 +7754,7 @@
           <w:sz w:val="19"/>
           <w:szCs w:val="19"/>
         </w:rPr>
-        <w:t xml:space="preserve"> basis every few years. </w:t>
+        <w:t xml:space="preserve"> head office on a zero-based basis every few years. </w:t>
       </w:r>
     </w:p>
     <w:tbl>
@@ -7944,7 +7812,7 @@
                 <w:sz w:val="16"/>
                 <w:szCs w:val="16"/>
               </w:rPr>
-              <w:t xml:space="preserve">Orontes   ·   combined   ·   zero-based   ·   forecasts</w:t>
+              <w:t xml:space="preserve">situation   ·   combined   ·   reviews   ·   forecasts</w:t>
             </w:r>
           </w:p>
         </w:tc>
@@ -8092,7 +7960,7 @@
                 <w:sz w:val="16"/>
                 <w:szCs w:val="16"/>
               </w:rPr>
-              <w:t xml:space="preserve">static budget   ·   zero-based budgeting   ·   continuous (rolling) budget</w:t>
+              <w:t xml:space="preserve">continuous (rolling) budget   ·   الموازنة المستمرة (المتحركة)</w:t>
             </w:r>
           </w:p>
         </w:tc>
@@ -8222,14 +8090,14 @@
                 <w:sz w:val="16"/>
                 <w:szCs w:val="16"/>
               </w:rPr>
-              <w:t xml:space="preserve">9  </w:t>
-            </w:r>
-            <w:r>
-              <w:rPr>
-                <w:sz w:val="16"/>
-                <w:szCs w:val="16"/>
-              </w:rPr>
-              <w:t xml:space="preserve">Always up to date; always a year ahead</w:t>
+              <w:t xml:space="preserve">8  </w:t>
+            </w:r>
+            <w:r>
+              <w:rPr>
+                <w:sz w:val="16"/>
+                <w:szCs w:val="16"/>
+              </w:rPr>
+              <w:t xml:space="preserve">Takes much time; managers may resist</w:t>
             </w:r>
           </w:p>
         </w:tc>
@@ -8264,7 +8132,7 @@
                 <w:sz w:val="16"/>
                 <w:szCs w:val="16"/>
               </w:rPr>
-              <w:t xml:space="preserve">Continuous (rolling) budget</w:t>
+              <w:t xml:space="preserve">Beverages sales</w:t>
             </w:r>
           </w:p>
         </w:tc>
@@ -8290,14 +8158,14 @@
                 <w:sz w:val="16"/>
                 <w:szCs w:val="16"/>
               </w:rPr>
-              <w:t xml:space="preserve">10  </w:t>
-            </w:r>
-            <w:r>
-              <w:rPr>
-                <w:sz w:val="16"/>
-                <w:szCs w:val="16"/>
-              </w:rPr>
-              <w:t xml:space="preserve">Fair comparison at the actual volume</w:t>
+              <w:t xml:space="preserve">9  </w:t>
+            </w:r>
+            <w:r>
+              <w:rPr>
+                <w:sz w:val="16"/>
+                <w:szCs w:val="16"/>
+              </w:rPr>
+              <w:t xml:space="preserve">Always up to date; always a year ahead</w:t>
             </w:r>
           </w:p>
         </w:tc>
@@ -8358,14 +8226,14 @@
                 <w:sz w:val="16"/>
                 <w:szCs w:val="16"/>
               </w:rPr>
-              <w:t xml:space="preserve">11  </w:t>
-            </w:r>
-            <w:r>
-              <w:rPr>
-                <w:sz w:val="16"/>
-                <w:szCs w:val="16"/>
-              </w:rPr>
-              <w:t xml:space="preserve">combined</w:t>
+              <w:t xml:space="preserve">10  </w:t>
+            </w:r>
+            <w:r>
+              <w:rPr>
+                <w:sz w:val="16"/>
+                <w:szCs w:val="16"/>
+              </w:rPr>
+              <w:t xml:space="preserve">Fair comparison at the actual volume</w:t>
             </w:r>
           </w:p>
         </w:tc>
@@ -8400,7 +8268,7 @@
                 <w:sz w:val="16"/>
                 <w:szCs w:val="16"/>
               </w:rPr>
-              <w:t xml:space="preserve">Filling line</w:t>
+              <w:t xml:space="preserve">Project budget (Chapter 4)</w:t>
             </w:r>
           </w:p>
         </w:tc>
@@ -8426,14 +8294,14 @@
                 <w:sz w:val="16"/>
                 <w:szCs w:val="16"/>
               </w:rPr>
-              <w:t xml:space="preserve">12  </w:t>
-            </w:r>
-            <w:r>
-              <w:rPr>
-                <w:sz w:val="16"/>
-                <w:szCs w:val="16"/>
-              </w:rPr>
-              <w:t xml:space="preserve">forecasts</w:t>
+              <w:t xml:space="preserve">11  </w:t>
+            </w:r>
+            <w:r>
+              <w:rPr>
+                <w:sz w:val="16"/>
+                <w:szCs w:val="16"/>
+              </w:rPr>
+              <w:t xml:space="preserve">combined</w:t>
             </w:r>
           </w:p>
         </w:tc>
@@ -8468,7 +8336,7 @@
                 <w:sz w:val="16"/>
                 <w:szCs w:val="16"/>
               </w:rPr>
-              <w:t xml:space="preserve">Activity-based budget (Chapter 4)</w:t>
+              <w:t xml:space="preserve">Pulses &amp; Spices</w:t>
             </w:r>
           </w:p>
         </w:tc>
@@ -8494,14 +8362,14 @@
                 <w:sz w:val="16"/>
                 <w:szCs w:val="16"/>
               </w:rPr>
-              <w:t xml:space="preserve">13  </w:t>
-            </w:r>
-            <w:r>
-              <w:rPr>
-                <w:sz w:val="16"/>
-                <w:szCs w:val="16"/>
-              </w:rPr>
-              <w:t xml:space="preserve">zero-based</w:t>
+              <w:t xml:space="preserve">12  </w:t>
+            </w:r>
+            <w:r>
+              <w:rPr>
+                <w:sz w:val="16"/>
+                <w:szCs w:val="16"/>
+              </w:rPr>
+              <w:t xml:space="preserve">forecasts</w:t>
             </w:r>
           </w:p>
         </w:tc>
@@ -8562,14 +8430,14 @@
                 <w:sz w:val="16"/>
                 <w:szCs w:val="16"/>
               </w:rPr>
-              <w:t xml:space="preserve">14  </w:t>
-            </w:r>
-            <w:r>
-              <w:rPr>
-                <w:sz w:val="16"/>
-                <w:szCs w:val="16"/>
-              </w:rPr>
-              <w:t xml:space="preserve">zero-based budgeting</w:t>
+              <w:t xml:space="preserve">13  </w:t>
+            </w:r>
+            <w:r>
+              <w:rPr>
+                <w:sz w:val="16"/>
+                <w:szCs w:val="16"/>
+              </w:rPr>
+              <w:t xml:space="preserve">reviews</w:t>
             </w:r>
           </w:p>
         </w:tc>
@@ -8630,7 +8498,7 @@
                 <w:sz w:val="16"/>
                 <w:szCs w:val="16"/>
               </w:rPr>
-              <w:t xml:space="preserve">15  </w:t>
+              <w:t xml:space="preserve">14  </w:t>
             </w:r>
             <w:r>
               <w:rPr>
@@ -8638,64 +8506,6 @@
                 <w:szCs w:val="16"/>
               </w:rPr>
               <w:t xml:space="preserve">continuous (rolling) budget</w:t>
-            </w:r>
-          </w:p>
-        </w:tc>
-      </w:tr>
-      <w:tr>
-        <w:tc>
-          <w:tcPr>
-            <w:tcW w:type="pct" w:w="2500"/>
-            <w:tcMar>
-              <w:top w:type="dxa" w:w="20"/>
-              <w:left w:type="dxa" w:w="80"/>
-              <w:bottom w:type="dxa" w:w="20"/>
-              <w:right w:type="dxa" w:w="80"/>
-            </w:tcMar>
-          </w:tcPr>
-          <w:p>
-            <w:pPr>
-              <w:spacing w:before="12" w:after="12"/>
-            </w:pPr>
-            <w:r>
-              <w:rPr>
-                <w:b/>
-                <w:bCs/>
-                <w:color w:val="8186EF"/>
-                <w:sz w:val="16"/>
-                <w:szCs w:val="16"/>
-              </w:rPr>
-              <w:t xml:space="preserve">8  </w:t>
-            </w:r>
-            <w:r>
-              <w:rPr>
-                <w:sz w:val="16"/>
-                <w:szCs w:val="16"/>
-              </w:rPr>
-              <w:t xml:space="preserve">Takes much time; managers may resist</w:t>
-            </w:r>
-          </w:p>
-        </w:tc>
-        <w:tc>
-          <w:tcPr>
-            <w:tcW w:type="pct" w:w="2500"/>
-            <w:tcMar>
-              <w:top w:type="dxa" w:w="20"/>
-              <w:left w:type="dxa" w:w="80"/>
-              <w:bottom w:type="dxa" w:w="20"/>
-              <w:right w:type="dxa" w:w="80"/>
-            </w:tcMar>
-          </w:tcPr>
-          <w:p>
-            <w:pPr>
-              <w:spacing w:before="24" w:after="24"/>
-            </w:pPr>
-            <w:r>
-              <w:rPr>
-                <w:sz w:val="16"/>
-                <w:szCs w:val="16"/>
-              </w:rPr>
-              <w:t xml:space="preserve"/>
             </w:r>
           </w:p>
         </w:tc>
@@ -8985,7 +8795,7 @@
           <w:sz w:val="19"/>
           <w:szCs w:val="19"/>
         </w:rPr>
-        <w:t xml:space="preserve"> is the change in </w:t>
+        <w:t xml:space="preserve"> is the change in contribution margin, and the answer must </w:t>
       </w:r>
       <w:r>
         <w:rPr>
@@ -9003,7 +8813,7 @@
           <w:sz w:val="19"/>
           <w:szCs w:val="19"/>
         </w:rPr>
-        <w:t xml:space="preserve">              </w:t>
+        <w:t xml:space="preserve">           </w:t>
       </w:r>
       <w:r>
         <w:rPr>
@@ -9017,7 +8827,7 @@
           <w:sz w:val="19"/>
           <w:szCs w:val="19"/>
         </w:rPr>
-        <w:t xml:space="preserve"> margin, and the answer must include every effect of the change, such as lost volume after a price rise. </w:t>
+        <w:t xml:space="preserve"> every effect of the change, such as lost volume after a price rise. </w:t>
       </w:r>
     </w:p>
     <w:tbl>
@@ -9075,7 +8885,7 @@
                 <w:sz w:val="16"/>
                 <w:szCs w:val="16"/>
               </w:rPr>
-              <w:t xml:space="preserve">higher   ·   affect   ·   contribution   ·   measure   ·   include</w:t>
+              <w:t xml:space="preserve">higher   ·   affect   ·   include   ·   measure   ·   overstates</w:t>
             </w:r>
           </w:p>
         </w:tc>
@@ -9422,6 +9232,7 @@
         <w:tc>
           <w:tcPr>
             <w:tcW w:type="pct" w:w="2200"/>
+            <w:shd w:fill="FFFFFF" w:val="clear"/>
             <w:tcMar>
               <w:top w:type="dxa" w:w="50"/>
               <w:left w:type="dxa" w:w="110"/>
@@ -9431,14 +9242,17 @@
           </w:tcPr>
           <w:p>
             <w:pPr>
-              <w:spacing w:before="28" w:after="28"/>
-            </w:pPr>
-            <w:r>
-              <w:rPr>
-                <w:sz w:val="15"/>
-                <w:szCs w:val="15"/>
-              </w:rPr>
-              <w:t xml:space="preserve">Contribution margin per case</w:t>
+              <w:spacing w:before="46" w:after="46"/>
+            </w:pPr>
+            <w:r>
+              <w:rPr>
+                <w:b/>
+                <w:bCs/>
+                <w:color w:val="8186EF"/>
+                <w:sz w:val="14"/>
+                <w:szCs w:val="14"/>
+              </w:rPr>
+              <w:t xml:space="preserve">(5)</w:t>
             </w:r>
           </w:p>
         </w:tc>
@@ -9513,7 +9327,7 @@
                 <w:sz w:val="14"/>
                 <w:szCs w:val="14"/>
               </w:rPr>
-              <w:t xml:space="preserve">(5)</w:t>
+              <w:t xml:space="preserve">(6)</w:t>
             </w:r>
           </w:p>
         </w:tc>
@@ -9661,7 +9475,7 @@
                 <w:sz w:val="14"/>
                 <w:szCs w:val="14"/>
               </w:rPr>
-              <w:t xml:space="preserve">(6)</w:t>
+              <w:t xml:space="preserve">(7)</w:t>
             </w:r>
           </w:p>
         </w:tc>
@@ -9771,7 +9585,7 @@
                 <w:sz w:val="16"/>
                 <w:szCs w:val="16"/>
               </w:rPr>
-              <w:t xml:space="preserve">Cases a year   ·   Contribution   ·   Increase</w:t>
+              <w:t xml:space="preserve">Contribution margin per case   ·   Cases a year   ·   Increase   ·   Variable</w:t>
             </w:r>
           </w:p>
         </w:tc>
@@ -9798,7 +9612,7 @@
           <w:sz w:val="16"/>
           <w:szCs w:val="16"/>
         </w:rPr>
-        <w:t xml:space="preserve">      gaps 7–8</w:t>
+        <w:t xml:space="preserve">      gaps 8–9</w:t>
       </w:r>
     </w:p>
     <w:p>
@@ -9821,7 +9635,7 @@
           <w:sz w:val="15"/>
           <w:szCs w:val="15"/>
         </w:rPr>
-        <w:t xml:space="preserve"> (7) </w:t>
+        <w:t xml:space="preserve"> (8) </w:t>
       </w:r>
       <w:r>
         <w:rPr>
@@ -9853,7 +9667,7 @@
           <w:sz w:val="15"/>
           <w:szCs w:val="15"/>
         </w:rPr>
-        <w:t xml:space="preserve"> (8) </w:t>
+        <w:t xml:space="preserve"> (9) </w:t>
       </w:r>
       <w:r>
         <w:rPr>
@@ -10007,7 +9821,7 @@
           <w:sz w:val="16"/>
           <w:szCs w:val="16"/>
         </w:rPr>
-        <w:t xml:space="preserve">      gaps 9–10</w:t>
+        <w:t xml:space="preserve">      gaps 10–11</w:t>
       </w:r>
     </w:p>
     <w:p>
@@ -10030,7 +9844,7 @@
           <w:sz w:val="15"/>
           <w:szCs w:val="15"/>
         </w:rPr>
-        <w:t xml:space="preserve"> (9) </w:t>
+        <w:t xml:space="preserve"> (10) </w:t>
       </w:r>
       <w:r>
         <w:rPr>
@@ -10062,7 +9876,7 @@
           <w:sz w:val="15"/>
           <w:szCs w:val="15"/>
         </w:rPr>
-        <w:t xml:space="preserve"> (10) </w:t>
+        <w:t xml:space="preserve"> (11) </w:t>
       </w:r>
       <w:r>
         <w:rPr>
@@ -10279,7 +10093,7 @@
                 <w:sz w:val="16"/>
                 <w:szCs w:val="16"/>
               </w:rPr>
-              <w:t xml:space="preserve">6  </w:t>
+              <w:t xml:space="preserve">7  </w:t>
             </w:r>
             <w:r>
               <w:rPr>
@@ -10347,7 +10161,7 @@
                 <w:sz w:val="16"/>
                 <w:szCs w:val="16"/>
               </w:rPr>
-              <w:t xml:space="preserve">7  </w:t>
+              <w:t xml:space="preserve">8  </w:t>
             </w:r>
             <w:r>
               <w:rPr>
@@ -10415,7 +10229,7 @@
                 <w:sz w:val="16"/>
                 <w:szCs w:val="16"/>
               </w:rPr>
-              <w:t xml:space="preserve">8  </w:t>
+              <w:t xml:space="preserve">9  </w:t>
             </w:r>
             <w:r>
               <w:rPr>
@@ -10457,7 +10271,7 @@
                 <w:sz w:val="16"/>
                 <w:szCs w:val="16"/>
               </w:rPr>
-              <w:t xml:space="preserve">contribution</w:t>
+              <w:t xml:space="preserve">include</w:t>
             </w:r>
           </w:p>
         </w:tc>
@@ -10483,7 +10297,7 @@
                 <w:sz w:val="16"/>
                 <w:szCs w:val="16"/>
               </w:rPr>
-              <w:t xml:space="preserve">9  </w:t>
+              <w:t xml:space="preserve">10  </w:t>
             </w:r>
             <w:r>
               <w:rPr>
@@ -10525,7 +10339,7 @@
                 <w:sz w:val="16"/>
                 <w:szCs w:val="16"/>
               </w:rPr>
-              <w:t xml:space="preserve">Cases a year</w:t>
+              <w:t xml:space="preserve">Contribution margin per case</w:t>
             </w:r>
           </w:p>
         </w:tc>
@@ -10551,7 +10365,7 @@
                 <w:sz w:val="16"/>
                 <w:szCs w:val="16"/>
               </w:rPr>
-              <w:t xml:space="preserve">10  </w:t>
+              <w:t xml:space="preserve">11  </w:t>
             </w:r>
             <w:r>
               <w:rPr>
@@ -10559,6 +10373,64 @@
                 <w:szCs w:val="16"/>
               </w:rPr>
               <w:t xml:space="preserve">overstates</w:t>
+            </w:r>
+          </w:p>
+        </w:tc>
+      </w:tr>
+      <w:tr>
+        <w:tc>
+          <w:tcPr>
+            <w:tcW w:type="pct" w:w="2500"/>
+            <w:tcMar>
+              <w:top w:type="dxa" w:w="20"/>
+              <w:left w:type="dxa" w:w="80"/>
+              <w:bottom w:type="dxa" w:w="20"/>
+              <w:right w:type="dxa" w:w="80"/>
+            </w:tcMar>
+          </w:tcPr>
+          <w:p>
+            <w:pPr>
+              <w:spacing w:before="12" w:after="12"/>
+            </w:pPr>
+            <w:r>
+              <w:rPr>
+                <w:b/>
+                <w:bCs/>
+                <w:color w:val="8186EF"/>
+                <w:sz w:val="16"/>
+                <w:szCs w:val="16"/>
+              </w:rPr>
+              <w:t xml:space="preserve">6  </w:t>
+            </w:r>
+            <w:r>
+              <w:rPr>
+                <w:sz w:val="16"/>
+                <w:szCs w:val="16"/>
+              </w:rPr>
+              <w:t xml:space="preserve">Cases a year</w:t>
+            </w:r>
+          </w:p>
+        </w:tc>
+        <w:tc>
+          <w:tcPr>
+            <w:tcW w:type="pct" w:w="2500"/>
+            <w:tcMar>
+              <w:top w:type="dxa" w:w="20"/>
+              <w:left w:type="dxa" w:w="80"/>
+              <w:bottom w:type="dxa" w:w="20"/>
+              <w:right w:type="dxa" w:w="80"/>
+            </w:tcMar>
+          </w:tcPr>
+          <w:p>
+            <w:pPr>
+              <w:spacing w:before="24" w:after="24"/>
+            </w:pPr>
+            <w:r>
+              <w:rPr>
+                <w:sz w:val="16"/>
+                <w:szCs w:val="16"/>
+              </w:rPr>
+              <w:t xml:space="preserve"/>
             </w:r>
           </w:p>
         </w:tc>
@@ -11004,8 +10876,8 @@
         </w:tblBorders>
       </w:tblPr>
       <w:tblGrid>
-        <w:gridCol w:w="3921"/>
-        <w:gridCol w:w="1455"/>
+        <w:gridCol w:w="2450"/>
+        <w:gridCol w:w="2926"/>
         <w:gridCol w:w="4224"/>
       </w:tblGrid>
       <w:tr>
@@ -11041,7 +10913,7 @@
       <w:tr>
         <w:tc>
           <w:tcPr>
-            <w:tcW w:type="pct" w:w="2042"/>
+            <w:tcW w:type="pct" w:w="1276"/>
             <w:shd w:fill="353A7C" w:val="clear"/>
             <w:tcMar>
               <w:top w:type="dxa" w:w="50"/>
@@ -11068,7 +10940,7 @@
         </w:tc>
         <w:tc>
           <w:tcPr>
-            <w:tcW w:type="pct" w:w="758"/>
+            <w:tcW w:type="pct" w:w="1524"/>
             <w:shd w:fill="353A7C" w:val="clear"/>
             <w:tcMar>
               <w:top w:type="dxa" w:w="50"/>
@@ -11124,7 +10996,7 @@
       <w:tr>
         <w:tc>
           <w:tcPr>
-            <w:tcW w:type="pct" w:w="2042"/>
+            <w:tcW w:type="pct" w:w="1276"/>
             <w:tcMar>
               <w:top w:type="dxa" w:w="50"/>
               <w:left w:type="dxa" w:w="110"/>
@@ -11147,7 +11019,7 @@
         </w:tc>
         <w:tc>
           <w:tcPr>
-            <w:tcW w:type="pct" w:w="758"/>
+            <w:tcW w:type="pct" w:w="1524"/>
             <w:tcMar>
               <w:top w:type="dxa" w:w="50"/>
               <w:left w:type="dxa" w:w="110"/>
@@ -11187,47 +11059,15 @@
                 <w:sz w:val="15"/>
                 <w:szCs w:val="15"/>
               </w:rPr>
-              <w:t xml:space="preserve"/>
-            </w:r>
-            <w:r>
-              <w:rPr>
-                <w:b/>
-                <w:bCs/>
-                <w:color w:val="8186EF"/>
-                <w:sz w:val="14"/>
-                <w:szCs w:val="14"/>
-              </w:rPr>
-              <w:t xml:space="preserve"> (5) </w:t>
-            </w:r>
-            <w:r>
-              <w:rPr>
-                <w:u w:val="single"/>
-                <w:sz w:val="15"/>
-                <w:szCs w:val="15"/>
-              </w:rPr>
-              <w:t xml:space="preserve">              </w:t>
-            </w:r>
-            <w:r>
-              <w:rPr>
-                <w:sz w:val="15"/>
-                <w:szCs w:val="15"/>
-              </w:rPr>
-              <w:t xml:space="preserve"> </w:t>
-            </w:r>
-            <w:r>
-              <w:rPr>
-                <w:sz w:val="15"/>
-                <w:szCs w:val="15"/>
-              </w:rPr>
-              <w:t xml:space="preserve"> $1,100,000, saving $148,000 against last year + 4%</w:t>
-            </w:r>
-          </w:p>
-        </w:tc>
-      </w:tr>
-      <w:tr>
-        <w:tc>
-          <w:tcPr>
-            <w:tcW w:type="pct" w:w="2042"/>
+              <w:t xml:space="preserve">Approved $1,100,000, saving $148,000 against last year + 4%</w:t>
+            </w:r>
+          </w:p>
+        </w:tc>
+      </w:tr>
+      <w:tr>
+        <w:tc>
+          <w:tcPr>
+            <w:tcW w:type="pct" w:w="1276"/>
             <w:shd w:fill="FBFAF6" w:val="clear"/>
             <w:tcMar>
               <w:top w:type="dxa" w:w="50"/>
@@ -11251,8 +11091,8 @@
         </w:tc>
         <w:tc>
           <w:tcPr>
-            <w:tcW w:type="pct" w:w="758"/>
-            <w:shd w:fill="FFFFFF" w:val="clear"/>
+            <w:tcW w:type="pct" w:w="1524"/>
+            <w:shd w:fill="FBFAF6" w:val="clear"/>
             <w:tcMar>
               <w:top w:type="dxa" w:w="50"/>
               <w:left w:type="dxa" w:w="110"/>
@@ -11262,24 +11102,21 @@
           </w:tcPr>
           <w:p>
             <w:pPr>
-              <w:spacing w:before="46" w:after="46"/>
-            </w:pPr>
-            <w:r>
-              <w:rPr>
-                <w:b/>
-                <w:bCs/>
-                <w:color w:val="8186EF"/>
-                <w:sz w:val="14"/>
-                <w:szCs w:val="14"/>
-              </w:rPr>
-              <w:t xml:space="preserve">(6)</w:t>
+              <w:spacing w:before="28" w:after="28"/>
+            </w:pPr>
+            <w:r>
+              <w:rPr>
+                <w:sz w:val="15"/>
+                <w:szCs w:val="15"/>
+              </w:rPr>
+              <w:t xml:space="preserve">Rolling (quarterly)</w:t>
             </w:r>
           </w:p>
         </w:tc>
         <w:tc>
           <w:tcPr>
             <w:tcW w:type="pct" w:w="2200"/>
-            <w:shd w:fill="FBFAF6" w:val="clear"/>
+            <w:shd w:fill="FFFFFF" w:val="clear"/>
             <w:tcMar>
               <w:top w:type="dxa" w:w="50"/>
               <w:left w:type="dxa" w:w="110"/>
@@ -11289,22 +11126,25 @@
           </w:tcPr>
           <w:p>
             <w:pPr>
-              <w:spacing w:before="28" w:after="28"/>
-            </w:pPr>
-            <w:r>
-              <w:rPr>
-                <w:sz w:val="15"/>
-                <w:szCs w:val="15"/>
-              </w:rPr>
-              <w:t xml:space="preserve">Next four quarters 910,000 cases after the March update</w:t>
-            </w:r>
-          </w:p>
-        </w:tc>
-      </w:tr>
-      <w:tr>
-        <w:tc>
-          <w:tcPr>
-            <w:tcW w:type="pct" w:w="2042"/>
+              <w:spacing w:before="46" w:after="46"/>
+            </w:pPr>
+            <w:r>
+              <w:rPr>
+                <w:b/>
+                <w:bCs/>
+                <w:color w:val="8186EF"/>
+                <w:sz w:val="14"/>
+                <w:szCs w:val="14"/>
+              </w:rPr>
+              <w:t xml:space="preserve">(5)</w:t>
+            </w:r>
+          </w:p>
+        </w:tc>
+      </w:tr>
+      <w:tr>
+        <w:tc>
+          <w:tcPr>
+            <w:tcW w:type="pct" w:w="1276"/>
             <w:tcMar>
               <w:top w:type="dxa" w:w="50"/>
               <w:left w:type="dxa" w:w="110"/>
@@ -11327,8 +11167,7 @@
         </w:tc>
         <w:tc>
           <w:tcPr>
-            <w:tcW w:type="pct" w:w="758"/>
-            <w:shd w:fill="FFFFFF" w:val="clear"/>
+            <w:tcW w:type="pct" w:w="1524"/>
             <w:tcMar>
               <w:top w:type="dxa" w:w="50"/>
               <w:left w:type="dxa" w:w="110"/>
@@ -11338,23 +11177,21 @@
           </w:tcPr>
           <w:p>
             <w:pPr>
-              <w:spacing w:before="46" w:after="46"/>
-            </w:pPr>
-            <w:r>
-              <w:rPr>
-                <w:b/>
-                <w:bCs/>
-                <w:color w:val="8186EF"/>
-                <w:sz w:val="14"/>
-                <w:szCs w:val="14"/>
-              </w:rPr>
-              <w:t xml:space="preserve">(7)</w:t>
+              <w:spacing w:before="28" w:after="28"/>
+            </w:pPr>
+            <w:r>
+              <w:rPr>
+                <w:sz w:val="15"/>
+                <w:szCs w:val="15"/>
+              </w:rPr>
+              <w:t xml:space="preserve">Flexible</w:t>
             </w:r>
           </w:p>
         </w:tc>
         <w:tc>
           <w:tcPr>
             <w:tcW w:type="pct" w:w="2200"/>
+            <w:shd w:fill="FFFFFF" w:val="clear"/>
             <w:tcMar>
               <w:top w:type="dxa" w:w="50"/>
               <w:left w:type="dxa" w:w="110"/>
@@ -11364,22 +11201,25 @@
           </w:tcPr>
           <w:p>
             <w:pPr>
-              <w:spacing w:before="28" w:after="28"/>
-            </w:pPr>
-            <w:r>
-              <w:rPr>
-                <w:sz w:val="15"/>
-                <w:szCs w:val="15"/>
-              </w:rPr>
-              <w:t xml:space="preserve">$350,000 a month + $11.80 a case</w:t>
-            </w:r>
-          </w:p>
-        </w:tc>
-      </w:tr>
-      <w:tr>
-        <w:tc>
-          <w:tcPr>
-            <w:tcW w:type="pct" w:w="2042"/>
+              <w:spacing w:before="46" w:after="46"/>
+            </w:pPr>
+            <w:r>
+              <w:rPr>
+                <w:b/>
+                <w:bCs/>
+                <w:color w:val="8186EF"/>
+                <w:sz w:val="14"/>
+                <w:szCs w:val="14"/>
+              </w:rPr>
+              <w:t xml:space="preserve">(6)</w:t>
+            </w:r>
+          </w:p>
+        </w:tc>
+      </w:tr>
+      <w:tr>
+        <w:tc>
+          <w:tcPr>
+            <w:tcW w:type="pct" w:w="1276"/>
             <w:shd w:fill="FBFAF6" w:val="clear"/>
             <w:tcMar>
               <w:top w:type="dxa" w:w="50"/>
@@ -11403,8 +11243,8 @@
         </w:tc>
         <w:tc>
           <w:tcPr>
-            <w:tcW w:type="pct" w:w="758"/>
-            <w:shd w:fill="FFFFFF" w:val="clear"/>
+            <w:tcW w:type="pct" w:w="1524"/>
+            <w:shd w:fill="FBFAF6" w:val="clear"/>
             <w:tcMar>
               <w:top w:type="dxa" w:w="50"/>
               <w:left w:type="dxa" w:w="110"/>
@@ -11414,24 +11254,21 @@
           </w:tcPr>
           <w:p>
             <w:pPr>
-              <w:spacing w:before="46" w:after="46"/>
-            </w:pPr>
-            <w:r>
-              <w:rPr>
-                <w:b/>
-                <w:bCs/>
-                <w:color w:val="8186EF"/>
-                <w:sz w:val="14"/>
-                <w:szCs w:val="14"/>
-              </w:rPr>
-              <w:t xml:space="preserve">(8)</w:t>
+              <w:spacing w:before="28" w:after="28"/>
+            </w:pPr>
+            <w:r>
+              <w:rPr>
+                <w:sz w:val="15"/>
+                <w:szCs w:val="15"/>
+              </w:rPr>
+              <w:t xml:space="preserve">Incremental analysis</w:t>
             </w:r>
           </w:p>
         </w:tc>
         <w:tc>
           <w:tcPr>
             <w:tcW w:type="pct" w:w="2200"/>
-            <w:shd w:fill="FBFAF6" w:val="clear"/>
+            <w:shd w:fill="FFFFFF" w:val="clear"/>
             <w:tcMar>
               <w:top w:type="dxa" w:w="50"/>
               <w:left w:type="dxa" w:w="110"/>
@@ -11441,14 +11278,17 @@
           </w:tcPr>
           <w:p>
             <w:pPr>
-              <w:spacing w:before="28" w:after="28"/>
-            </w:pPr>
-            <w:r>
-              <w:rPr>
-                <w:sz w:val="15"/>
-                <w:szCs w:val="15"/>
-              </w:rPr>
-              <w:t xml:space="preserve">Price +5%: contribution margin +$651,600 a year</w:t>
+              <w:spacing w:before="46" w:after="46"/>
+            </w:pPr>
+            <w:r>
+              <w:rPr>
+                <w:b/>
+                <w:bCs/>
+                <w:color w:val="8186EF"/>
+                <w:sz w:val="14"/>
+                <w:szCs w:val="14"/>
+              </w:rPr>
+              <w:t xml:space="preserve">(7)</w:t>
             </w:r>
           </w:p>
         </w:tc>
@@ -11510,7 +11350,7 @@
                 <w:sz w:val="16"/>
                 <w:szCs w:val="16"/>
               </w:rPr>
-              <w:t xml:space="preserve">Incremental analysis   ·   Approved   ·   Rolling (quarterly)   ·   Flexible   ·   Price +5%</w:t>
+              <w:t xml:space="preserve">Review whether each support activity is still needed   ·   Next four quarters 910,000 cases after the March update   ·   $350,000 a month + $11.80 a case   ·   Price +5%: contribution margin +$651,600 a year</w:t>
             </w:r>
           </w:p>
         </w:tc>
@@ -11537,7 +11377,7 @@
           <w:sz w:val="16"/>
           <w:szCs w:val="16"/>
         </w:rPr>
-        <w:t xml:space="preserve">      gaps 9–10</w:t>
+        <w:t xml:space="preserve">      gaps 8–9</w:t>
       </w:r>
     </w:p>
     <w:p>
@@ -11560,7 +11400,7 @@
           <w:sz w:val="15"/>
           <w:szCs w:val="15"/>
         </w:rPr>
-        <w:t xml:space="preserve"> (9) </w:t>
+        <w:t xml:space="preserve"> (8) </w:t>
       </w:r>
       <w:r>
         <w:rPr>
@@ -11599,7 +11439,7 @@
           <w:sz w:val="15"/>
           <w:szCs w:val="15"/>
         </w:rPr>
-        <w:t xml:space="preserve"> (10) </w:t>
+        <w:t xml:space="preserve"> (9) </w:t>
       </w:r>
       <w:r>
         <w:rPr>
@@ -11753,7 +11593,7 @@
           <w:sz w:val="16"/>
           <w:szCs w:val="16"/>
         </w:rPr>
-        <w:t xml:space="preserve">      gaps 11–13</w:t>
+        <w:t xml:space="preserve">      gaps 10–12</w:t>
       </w:r>
     </w:p>
     <w:p>
@@ -11766,7 +11606,7 @@
           <w:sz w:val="19"/>
           <w:szCs w:val="19"/>
         </w:rPr>
-        <w:t xml:space="preserve">The four </w:t>
+        <w:t xml:space="preserve">The four quarters of the </w:t>
       </w:r>
       <w:r>
         <w:rPr>
@@ -11776,7 +11616,7 @@
           <w:sz w:val="15"/>
           <w:szCs w:val="15"/>
         </w:rPr>
-        <w:t xml:space="preserve"> (11) </w:t>
+        <w:t xml:space="preserve"> (10) </w:t>
       </w:r>
       <w:r>
         <w:rPr>
@@ -11798,7 +11638,7 @@
           <w:sz w:val="19"/>
           <w:szCs w:val="19"/>
         </w:rPr>
-        <w:t xml:space="preserve"> of the December </w:t>
+        <w:t xml:space="preserve"> budget total 900,000 cases, the volume </w:t>
       </w:r>
       <w:r>
         <w:rPr>
@@ -11808,7 +11648,7 @@
           <w:sz w:val="15"/>
           <w:szCs w:val="15"/>
         </w:rPr>
-        <w:t xml:space="preserve"> (12) </w:t>
+        <w:t xml:space="preserve"> (11) </w:t>
       </w:r>
       <w:r>
         <w:rPr>
@@ -11830,7 +11670,7 @@
           <w:sz w:val="19"/>
           <w:szCs w:val="19"/>
         </w:rPr>
-        <w:t xml:space="preserve"> total 900,000 cases, the volume agreed. </w:t>
+        <w:t xml:space="preserve">. </w:t>
       </w:r>
       <w:r>
         <w:rPr>
@@ -11847,7 +11687,7 @@
           <w:sz w:val="15"/>
           <w:szCs w:val="15"/>
         </w:rPr>
-        <w:t xml:space="preserve"> (13) </w:t>
+        <w:t xml:space="preserve"> (12) </w:t>
       </w:r>
       <w:r>
         <w:rPr>
@@ -11927,7 +11767,7 @@
                 <w:sz w:val="16"/>
                 <w:szCs w:val="16"/>
               </w:rPr>
-              <w:t xml:space="preserve">budget   ·   manufacturing   ·   quarters   ·   Pricing</w:t>
+              <w:t xml:space="preserve">agreed   ·   manufacturing   ·   December   ·   forward</w:t>
             </w:r>
           </w:p>
         </w:tc>
@@ -12001,7 +11841,7 @@
           <w:sz w:val="16"/>
           <w:szCs w:val="16"/>
         </w:rPr>
-        <w:t xml:space="preserve">      gaps 14–17</w:t>
+        <w:t xml:space="preserve">      gaps 13–16</w:t>
       </w:r>
     </w:p>
     <w:p>
@@ -12024,7 +11864,7 @@
           <w:sz w:val="15"/>
           <w:szCs w:val="15"/>
         </w:rPr>
-        <w:t xml:space="preserve"> (14) </w:t>
+        <w:t xml:space="preserve"> (13) </w:t>
       </w:r>
       <w:r>
         <w:rPr>
@@ -12056,7 +11896,7 @@
           <w:sz w:val="15"/>
           <w:szCs w:val="15"/>
         </w:rPr>
-        <w:t xml:space="preserve"> (15) </w:t>
+        <w:t xml:space="preserve"> (14) </w:t>
       </w:r>
       <w:r>
         <w:rPr>
@@ -12095,7 +11935,7 @@
           <w:sz w:val="15"/>
           <w:szCs w:val="15"/>
         </w:rPr>
-        <w:t xml:space="preserve"> (16) </w:t>
+        <w:t xml:space="preserve"> (15) </w:t>
       </w:r>
       <w:r>
         <w:rPr>
@@ -12117,7 +11957,7 @@
           <w:sz w:val="19"/>
           <w:szCs w:val="19"/>
         </w:rPr>
-        <w:t xml:space="preserve"> the effect of a price, volume or cost change on </w:t>
+        <w:t xml:space="preserve"> the effect of a price, volume or cost </w:t>
       </w:r>
       <w:r>
         <w:rPr>
@@ -12127,7 +11967,7 @@
           <w:sz w:val="15"/>
           <w:szCs w:val="15"/>
         </w:rPr>
-        <w:t xml:space="preserve"> (17) </w:t>
+        <w:t xml:space="preserve"> (16) </w:t>
       </w:r>
       <w:r>
         <w:rPr>
@@ -12135,7 +11975,7 @@
           <w:sz w:val="19"/>
           <w:szCs w:val="19"/>
         </w:rPr>
-        <w:t xml:space="preserve">              </w:t>
+        <w:t xml:space="preserve">           </w:t>
       </w:r>
       <w:r>
         <w:rPr>
@@ -12149,7 +11989,7 @@
           <w:sz w:val="19"/>
           <w:szCs w:val="19"/>
         </w:rPr>
-        <w:t xml:space="preserve"> margin or operating income. </w:t>
+        <w:t xml:space="preserve"> on contribution margin or operating income. </w:t>
       </w:r>
     </w:p>
     <w:tbl>
@@ -12207,7 +12047,7 @@
                 <w:sz w:val="16"/>
                 <w:szCs w:val="16"/>
               </w:rPr>
-              <w:t xml:space="preserve">recommend   ·   adopting   ·   described   ·   calculate   ·   contribution</w:t>
+              <w:t xml:space="preserve">recommend   ·   adopting   ·   described   ·   calculate   ·   change</w:t>
             </w:r>
           </w:p>
         </w:tc>
@@ -12353,7 +12193,7 @@
                 <w:sz w:val="14"/>
                 <w:szCs w:val="14"/>
               </w:rPr>
-              <w:t xml:space="preserve">(18)</w:t>
+              <w:t xml:space="preserve">(17)</w:t>
             </w:r>
           </w:p>
         </w:tc>
@@ -12455,7 +12295,7 @@
                 <w:sz w:val="14"/>
                 <w:szCs w:val="14"/>
               </w:rPr>
-              <w:t xml:space="preserve">(19)</w:t>
+              <w:t xml:space="preserve">(18)</w:t>
             </w:r>
           </w:p>
         </w:tc>
@@ -12557,7 +12397,7 @@
                 <w:sz w:val="14"/>
                 <w:szCs w:val="14"/>
               </w:rPr>
-              <w:t xml:space="preserve">(20)</w:t>
+              <w:t xml:space="preserve">(19)</w:t>
             </w:r>
           </w:p>
         </w:tc>
@@ -12642,7 +12482,7 @@
                 <w:sz w:val="16"/>
                 <w:szCs w:val="16"/>
               </w:rPr>
-              <w:t xml:space="preserve">Jars actually sold in the month   ·   Selling price per jar   ·   Fixed costs per month   ·   80,000 × $8.20 = $656,000</w:t>
+              <w:t xml:space="preserve">Jars actually sold in the month   ·   Selling price per jar   ·   Fixed costs per month   ·   $656,000 − $350,000 = $306,000</w:t>
             </w:r>
           </w:p>
         </w:tc>
@@ -12799,7 +12639,7 @@
                 <w:sz w:val="14"/>
                 <w:szCs w:val="14"/>
               </w:rPr>
-              <w:t xml:space="preserve">(21)</w:t>
+              <w:t xml:space="preserve">(20)</w:t>
             </w:r>
           </w:p>
         </w:tc>
@@ -12852,7 +12692,7 @@
                 <w:sz w:val="14"/>
                 <w:szCs w:val="14"/>
               </w:rPr>
-              <w:t xml:space="preserve">(22)</w:t>
+              <w:t xml:space="preserve">(21)</w:t>
             </w:r>
           </w:p>
         </w:tc>
@@ -13631,7 +13471,7 @@
                 <w:sz w:val="16"/>
                 <w:szCs w:val="16"/>
               </w:rPr>
-              <w:t xml:space="preserve">14  </w:t>
+              <w:t xml:space="preserve">13  </w:t>
             </w:r>
             <w:r>
               <w:rPr>
@@ -13699,7 +13539,7 @@
                 <w:sz w:val="16"/>
                 <w:szCs w:val="16"/>
               </w:rPr>
-              <w:t xml:space="preserve">15  </w:t>
+              <w:t xml:space="preserve">14  </w:t>
             </w:r>
             <w:r>
               <w:rPr>
@@ -13767,7 +13607,7 @@
                 <w:sz w:val="16"/>
                 <w:szCs w:val="16"/>
               </w:rPr>
-              <w:t xml:space="preserve">16  </w:t>
+              <w:t xml:space="preserve">15  </w:t>
             </w:r>
             <w:r>
               <w:rPr>
@@ -13835,14 +13675,14 @@
                 <w:sz w:val="16"/>
                 <w:szCs w:val="16"/>
               </w:rPr>
-              <w:t xml:space="preserve">17  </w:t>
-            </w:r>
-            <w:r>
-              <w:rPr>
-                <w:sz w:val="16"/>
-                <w:szCs w:val="16"/>
-              </w:rPr>
-              <w:t xml:space="preserve">contribution</w:t>
+              <w:t xml:space="preserve">16  </w:t>
+            </w:r>
+            <w:r>
+              <w:rPr>
+                <w:sz w:val="16"/>
+                <w:szCs w:val="16"/>
+              </w:rPr>
+              <w:t xml:space="preserve">change</w:t>
             </w:r>
           </w:p>
         </w:tc>
@@ -13877,7 +13717,7 @@
                 <w:sz w:val="16"/>
                 <w:szCs w:val="16"/>
               </w:rPr>
-              <w:t xml:space="preserve">Approved</w:t>
+              <w:t xml:space="preserve">Next four quarters 910,000 cases after the March update</w:t>
             </w:r>
           </w:p>
         </w:tc>
@@ -13903,7 +13743,7 @@
                 <w:sz w:val="16"/>
                 <w:szCs w:val="16"/>
               </w:rPr>
-              <w:t xml:space="preserve">18  </w:t>
+              <w:t xml:space="preserve">17  </w:t>
             </w:r>
             <w:r>
               <w:rPr>
@@ -13945,7 +13785,7 @@
                 <w:sz w:val="16"/>
                 <w:szCs w:val="16"/>
               </w:rPr>
-              <w:t xml:space="preserve">Rolling (quarterly)</w:t>
+              <w:t xml:space="preserve">$350,000 a month + $11.80 a case</w:t>
             </w:r>
           </w:p>
         </w:tc>
@@ -13971,7 +13811,7 @@
                 <w:sz w:val="16"/>
                 <w:szCs w:val="16"/>
               </w:rPr>
-              <w:t xml:space="preserve">19  </w:t>
+              <w:t xml:space="preserve">18  </w:t>
             </w:r>
             <w:r>
               <w:rPr>
@@ -14013,7 +13853,7 @@
                 <w:sz w:val="16"/>
                 <w:szCs w:val="16"/>
               </w:rPr>
-              <w:t xml:space="preserve">Flexible</w:t>
+              <w:t xml:space="preserve">Price +5%: contribution margin +$651,600 a year</w:t>
             </w:r>
           </w:p>
         </w:tc>
@@ -14039,7 +13879,7 @@
                 <w:sz w:val="16"/>
                 <w:szCs w:val="16"/>
               </w:rPr>
-              <w:t xml:space="preserve">20  </w:t>
+              <w:t xml:space="preserve">19  </w:t>
             </w:r>
             <w:r>
               <w:rPr>
@@ -14081,7 +13921,7 @@
                 <w:sz w:val="16"/>
                 <w:szCs w:val="16"/>
               </w:rPr>
-              <w:t xml:space="preserve">Incremental analysis</w:t>
+              <w:t xml:space="preserve">head-office</w:t>
             </w:r>
           </w:p>
         </w:tc>
@@ -14107,7 +13947,7 @@
                 <w:sz w:val="16"/>
                 <w:szCs w:val="16"/>
               </w:rPr>
-              <w:t xml:space="preserve">21  </w:t>
+              <w:t xml:space="preserve">20  </w:t>
             </w:r>
             <w:r>
               <w:rPr>
@@ -14149,7 +13989,7 @@
                 <w:sz w:val="16"/>
                 <w:szCs w:val="16"/>
               </w:rPr>
-              <w:t xml:space="preserve">head-office</w:t>
+              <w:t xml:space="preserve">approving</w:t>
             </w:r>
           </w:p>
         </w:tc>
@@ -14175,7 +14015,7 @@
                 <w:sz w:val="16"/>
                 <w:szCs w:val="16"/>
               </w:rPr>
-              <w:t xml:space="preserve">22  </w:t>
+              <w:t xml:space="preserve">21  </w:t>
             </w:r>
             <w:r>
               <w:rPr>
@@ -14217,7 +14057,7 @@
                 <w:sz w:val="16"/>
                 <w:szCs w:val="16"/>
               </w:rPr>
-              <w:t xml:space="preserve">approving</w:t>
+              <w:t xml:space="preserve">December</w:t>
             </w:r>
           </w:p>
         </w:tc>
@@ -14243,7 +14083,7 @@
                 <w:sz w:val="16"/>
                 <w:szCs w:val="16"/>
               </w:rPr>
-              <w:t xml:space="preserve">23  </w:t>
+              <w:t xml:space="preserve">22  </w:t>
             </w:r>
             <w:r>
               <w:rPr>
@@ -14285,7 +14125,7 @@
                 <w:sz w:val="16"/>
                 <w:szCs w:val="16"/>
               </w:rPr>
-              <w:t xml:space="preserve">quarters</w:t>
+              <w:t xml:space="preserve">agreed</w:t>
             </w:r>
           </w:p>
         </w:tc>
@@ -14311,7 +14151,7 @@
                 <w:sz w:val="16"/>
                 <w:szCs w:val="16"/>
               </w:rPr>
-              <w:t xml:space="preserve">24  </w:t>
+              <w:t xml:space="preserve">23  </w:t>
             </w:r>
             <w:r>
               <w:rPr>
@@ -14353,7 +14193,7 @@
                 <w:sz w:val="16"/>
                 <w:szCs w:val="16"/>
               </w:rPr>
-              <w:t xml:space="preserve">budget</w:t>
+              <w:t xml:space="preserve">manufacturing</w:t>
             </w:r>
           </w:p>
         </w:tc>
@@ -14379,7 +14219,7 @@
                 <w:sz w:val="16"/>
                 <w:szCs w:val="16"/>
               </w:rPr>
-              <w:t xml:space="preserve">25  </w:t>
+              <w:t xml:space="preserve">24  </w:t>
             </w:r>
             <w:r>
               <w:rPr>
@@ -14387,64 +14227,6 @@
                 <w:szCs w:val="16"/>
               </w:rPr>
               <w:t xml:space="preserve">flexible budget</w:t>
-            </w:r>
-          </w:p>
-        </w:tc>
-      </w:tr>
-      <w:tr>
-        <w:tc>
-          <w:tcPr>
-            <w:tcW w:type="pct" w:w="2500"/>
-            <w:tcMar>
-              <w:top w:type="dxa" w:w="20"/>
-              <w:left w:type="dxa" w:w="80"/>
-              <w:bottom w:type="dxa" w:w="20"/>
-              <w:right w:type="dxa" w:w="80"/>
-            </w:tcMar>
-          </w:tcPr>
-          <w:p>
-            <w:pPr>
-              <w:spacing w:before="12" w:after="12"/>
-            </w:pPr>
-            <w:r>
-              <w:rPr>
-                <w:b/>
-                <w:bCs/>
-                <w:color w:val="8186EF"/>
-                <w:sz w:val="16"/>
-                <w:szCs w:val="16"/>
-              </w:rPr>
-              <w:t xml:space="preserve">13  </w:t>
-            </w:r>
-            <w:r>
-              <w:rPr>
-                <w:sz w:val="16"/>
-                <w:szCs w:val="16"/>
-              </w:rPr>
-              <w:t xml:space="preserve">manufacturing</w:t>
-            </w:r>
-          </w:p>
-        </w:tc>
-        <w:tc>
-          <w:tcPr>
-            <w:tcW w:type="pct" w:w="2500"/>
-            <w:tcMar>
-              <w:top w:type="dxa" w:w="20"/>
-              <w:left w:type="dxa" w:w="80"/>
-              <w:bottom w:type="dxa" w:w="20"/>
-              <w:right w:type="dxa" w:w="80"/>
-            </w:tcMar>
-          </w:tcPr>
-          <w:p>
-            <w:pPr>
-              <w:spacing w:before="24" w:after="24"/>
-            </w:pPr>
-            <w:r>
-              <w:rPr>
-                <w:sz w:val="16"/>
-                <w:szCs w:val="16"/>
-              </w:rPr>
-              <w:t xml:space="preserve"/>
             </w:r>
           </w:p>
         </w:tc>
